--- a/_posts/SoftWare/1_Idea/3_intellij idea 注释 快捷键.docx
+++ b/_posts/SoftWare/1_Idea/3_intellij idea 注释 快捷键.docx
@@ -1,6 +1,6 @@
 
 <file path=word/document.xml><?xml version="1.0" encoding="utf-8"?>
-<w:document xmlns:wpc="http://schemas.microsoft.com/office/word/2010/wordprocessingCanvas" xmlns:mo="http://schemas.microsoft.com/office/mac/office/2008/main" xmlns:mc="http://schemas.openxmlformats.org/markup-compatibility/2006" xmlns:mv="urn:schemas-microsoft-com:mac:vml" xmlns:o="urn:schemas-microsoft-com:office:office" xmlns:r="http://schemas.openxmlformats.org/officeDocument/2006/relationships" xmlns:m="http://schemas.openxmlformats.org/officeDocument/2006/math" xmlns:v="urn:schemas-microsoft-com:vml" xmlns:wp14="http://schemas.microsoft.com/office/word/2010/wordprocessingDrawing" xmlns:wp="http://schemas.openxmlformats.org/drawingml/2006/wordprocessingDrawing" xmlns:w10="urn:schemas-microsoft-com:office:word" xmlns:w="http://schemas.openxmlformats.org/wordprocessingml/2006/main" xmlns:w14="http://schemas.microsoft.com/office/word/2010/wordml" xmlns:w15="http://schemas.microsoft.com/office/word/2012/wordml" xmlns:wpg="http://schemas.microsoft.com/office/word/2010/wordprocessingGroup" xmlns:wpi="http://schemas.microsoft.com/office/word/2010/wordprocessingInk" xmlns:wne="http://schemas.microsoft.com/office/word/2006/wordml" xmlns:wps="http://schemas.microsoft.com/office/word/2010/wordprocessingShape" mc:Ignorable="w14 w15 wp14">
+<w:document xmlns:wpc="http://schemas.microsoft.com/office/word/2010/wordprocessingCanvas" xmlns:cx="http://schemas.microsoft.com/office/drawing/2014/chartex" xmlns:cx1="http://schemas.microsoft.com/office/drawing/2015/9/8/chartex" xmlns:mc="http://schemas.openxmlformats.org/markup-compatibility/2006" xmlns:o="urn:schemas-microsoft-com:office:office" xmlns:r="http://schemas.openxmlformats.org/officeDocument/2006/relationships" xmlns:m="http://schemas.openxmlformats.org/officeDocument/2006/math" xmlns:v="urn:schemas-microsoft-com:vml" xmlns:wp14="http://schemas.microsoft.com/office/word/2010/wordprocessingDrawing" xmlns:wp="http://schemas.openxmlformats.org/drawingml/2006/wordprocessingDrawing" xmlns:w10="urn:schemas-microsoft-com:office:word" xmlns:w="http://schemas.openxmlformats.org/wordprocessingml/2006/main" xmlns:w14="http://schemas.microsoft.com/office/word/2010/wordml" xmlns:w15="http://schemas.microsoft.com/office/word/2012/wordml" xmlns:w16se="http://schemas.microsoft.com/office/word/2015/wordml/symex" xmlns:wpg="http://schemas.microsoft.com/office/word/2010/wordprocessingGroup" xmlns:wpi="http://schemas.microsoft.com/office/word/2010/wordprocessingInk" xmlns:wne="http://schemas.microsoft.com/office/word/2006/wordml" xmlns:wps="http://schemas.microsoft.com/office/word/2010/wordprocessingShape" mc:Ignorable="w14 w15 w16se wp14">
   <w:body>
     <w:p>
       <w:pPr>
@@ -260,7 +260,7 @@
               </wp:anchor>
             </w:drawing>
           </mc:Choice>
-          <mc:Fallback>
+          <mc:Fallback xmlns:mv="urn:schemas-microsoft-com:mac:vml" xmlns:mo="http://schemas.microsoft.com/office/mac/office/2008/main">
             <w:pict>
               <v:shapetype w14:anchorId="0D5ED1F3" id="_x0000_t202" coordsize="21600,21600" o:spt="202" path="m0,0l0,21600,21600,21600,21600,0xe">
                 <v:stroke joinstyle="miter"/>
@@ -981,7 +981,7 @@
               </wp:anchor>
             </w:drawing>
           </mc:Choice>
-          <mc:Fallback>
+          <mc:Fallback xmlns:mv="urn:schemas-microsoft-com:mac:vml" xmlns:mo="http://schemas.microsoft.com/office/mac/office/2008/main">
             <w:pict>
               <v:shape w14:anchorId="48AADD98" id="文本框 18" o:spid="_x0000_s1027" type="#_x0000_t202" style="position:absolute;margin-left:-22.95pt;margin-top:3.8pt;width:468pt;height:280.8pt;z-index:251660288;visibility:visible;mso-wrap-style:square;mso-wrap-distance-left:9pt;mso-wrap-distance-top:0;mso-wrap-distance-right:9pt;mso-wrap-distance-bottom:0;mso-position-horizontal:absolute;mso-position-horizontal-relative:text;mso-position-vertical:absolute;mso-position-vertical-relative:text;v-text-anchor:top" o:gfxdata="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" filled="f" stroked="f">
                 <v:textbox>
@@ -3543,7 +3543,7 @@
     <w:p>
       <w:pPr>
         <w:pStyle w:val="4"/>
-        <w:ind w:firstLineChars="250" w:firstLine="700"/>
+        <w:ind w:firstLineChars="250" w:firstLine="703"/>
       </w:pPr>
       <w:r>
         <w:rPr>
@@ -4380,6 +4380,30 @@
     <w:p/>
     <w:p>
       <w:pPr>
+        <w:pStyle w:val="3"/>
+        <w:rPr>
+          <w:rFonts w:hint="eastAsia"/>
+        </w:rPr>
+      </w:pPr>
+      <w:r>
+        <w:rPr>
+          <w:rFonts w:hint="eastAsia"/>
+        </w:rPr>
+        <w:lastRenderedPageBreak/>
+        <w:t>a</w:t>
+      </w:r>
+      <w:r>
+        <w:t xml:space="preserve">lt+F8 </w:t>
+      </w:r>
+      <w:r>
+        <w:rPr>
+          <w:rFonts w:hint="eastAsia"/>
+        </w:rPr>
+        <w:t>搜索某个变量的值</w:t>
+      </w:r>
+    </w:p>
+    <w:p>
+      <w:pPr>
         <w:pStyle w:val="2"/>
         <w:rPr>
           <w:color w:val="FF0000"/>
@@ -4391,7 +4415,6 @@
           <w:color w:val="FF0000"/>
           <w:highlight w:val="yellow"/>
         </w:rPr>
-        <w:lastRenderedPageBreak/>
         <w:t>13</w:t>
       </w:r>
       <w:r>
@@ -4464,7 +4487,15 @@
           <w:color w:val="FF0000"/>
           <w:highlight w:val="yellow"/>
         </w:rPr>
-        <w:t>ctrl+7</w:t>
+        <w:t>alt</w:t>
+      </w:r>
+      <w:r>
+        <w:rPr>
+          <w:rFonts w:hint="eastAsia"/>
+          <w:color w:val="FF0000"/>
+          <w:highlight w:val="yellow"/>
+        </w:rPr>
+        <w:t>+7</w:t>
       </w:r>
       <w:r>
         <w:rPr>
@@ -4949,52 +4980,6 @@
     <w:p>
       <w:pPr>
         <w:pStyle w:val="2"/>
-        <w:rPr>
-          <w:rFonts w:ascii="Verdana" w:hAnsi="Verdana" w:hint="eastAsia"/>
-          <w:color w:val="333333"/>
-          <w:sz w:val="21"/>
-          <w:szCs w:val="21"/>
-          <w:shd w:val="clear" w:color="auto" w:fill="FFFFFF"/>
-        </w:rPr>
-      </w:pPr>
-      <w:r>
-        <w:rPr>
-          <w:rFonts w:hint="eastAsia"/>
-        </w:rPr>
-        <w:t>2</w:t>
-      </w:r>
-      <w:r>
-        <w:t>2</w:t>
-      </w:r>
-      <w:r>
-        <w:rPr>
-          <w:rFonts w:hint="eastAsia"/>
-        </w:rPr>
-        <w:t>、</w:t>
-      </w:r>
-      <w:r>
-        <w:rPr>
-          <w:rFonts w:hint="eastAsia"/>
-          <w:color w:val="FF0000"/>
-        </w:rPr>
-        <w:t>Ctril+</w:t>
-      </w:r>
-      <w:r>
-        <w:rPr>
-          <w:color w:val="FF0000"/>
-        </w:rPr>
-        <w:t>[ ]</w:t>
-      </w:r>
-      <w:r>
-        <w:rPr>
-          <w:rFonts w:ascii="Verdana" w:hAnsi="Verdana"/>
-          <w:color w:val="333333"/>
-          <w:szCs w:val="21"/>
-          <w:shd w:val="clear" w:color="auto" w:fill="FFFFFF"/>
-        </w:rPr>
-        <w:t xml:space="preserve"> </w:t>
-      </w:r>
-      <w:r>
         <w:rPr>
           <w:rFonts w:ascii="Verdana" w:hAnsi="Verdana"/>
           <w:color w:val="333333"/>
@@ -5002,6 +4987,52 @@
           <w:szCs w:val="21"/>
           <w:shd w:val="clear" w:color="auto" w:fill="FFFFFF"/>
         </w:rPr>
+      </w:pPr>
+      <w:r>
+        <w:rPr>
+          <w:rFonts w:hint="eastAsia"/>
+        </w:rPr>
+        <w:t>2</w:t>
+      </w:r>
+      <w:r>
+        <w:t>2</w:t>
+      </w:r>
+      <w:r>
+        <w:rPr>
+          <w:rFonts w:hint="eastAsia"/>
+        </w:rPr>
+        <w:t>、</w:t>
+      </w:r>
+      <w:r>
+        <w:rPr>
+          <w:rFonts w:hint="eastAsia"/>
+          <w:color w:val="FF0000"/>
+        </w:rPr>
+        <w:t>Ctril+</w:t>
+      </w:r>
+      <w:r>
+        <w:rPr>
+          <w:color w:val="FF0000"/>
+        </w:rPr>
+        <w:t>[ ]</w:t>
+      </w:r>
+      <w:r>
+        <w:rPr>
+          <w:rFonts w:ascii="Verdana" w:hAnsi="Verdana"/>
+          <w:color w:val="333333"/>
+          <w:szCs w:val="21"/>
+          <w:shd w:val="clear" w:color="auto" w:fill="FFFFFF"/>
+        </w:rPr>
+        <w:t xml:space="preserve"> </w:t>
+      </w:r>
+      <w:r>
+        <w:rPr>
+          <w:rFonts w:ascii="Verdana" w:hAnsi="Verdana"/>
+          <w:color w:val="333333"/>
+          <w:sz w:val="21"/>
+          <w:szCs w:val="21"/>
+          <w:shd w:val="clear" w:color="auto" w:fill="FFFFFF"/>
+        </w:rPr>
         <w:t>可以跳到大括号的开头结尾</w:t>
       </w:r>
     </w:p>
@@ -5009,7 +5040,6 @@
       <w:pPr>
         <w:pStyle w:val="2"/>
         <w:rPr>
-          <w:rFonts w:hint="eastAsia"/>
           <w:color w:val="FF0000"/>
         </w:rPr>
       </w:pPr>
@@ -5023,15 +5053,7 @@
         <w:rPr>
           <w:rFonts w:hint="eastAsia"/>
         </w:rPr>
-        <w:t>、上面开</w:t>
-      </w:r>
-      <w:bookmarkStart w:id="0" w:name="_GoBack"/>
-      <w:bookmarkEnd w:id="0"/>
-      <w:r>
-        <w:rPr>
-          <w:rFonts w:hint="eastAsia"/>
-        </w:rPr>
-        <w:t>启一行</w:t>
+        <w:t>、上面开启一行</w:t>
       </w:r>
       <w:r>
         <w:rPr>
@@ -5068,10 +5090,16 @@
     </w:p>
     <w:p>
       <w:pPr>
+        <w:rPr>
+          <w:rFonts w:hint="eastAsia"/>
+        </w:rPr>
+      </w:pPr>
+    </w:p>
+    <w:p>
+      <w:pPr>
         <w:pStyle w:val="1"/>
       </w:pPr>
       <w:r>
-        <w:lastRenderedPageBreak/>
         <w:t>7</w:t>
       </w:r>
       <w:r>
@@ -5638,7 +5666,7 @@
       </w:pPr>
       <w:r>
         <w:lastRenderedPageBreak/>
-        <w:t>12</w:t>
+        <w:t>13</w:t>
       </w:r>
       <w:r>
         <w:rPr>
@@ -5656,6 +5684,7 @@
           <w:dataBinding w:xpath="/ns0:BlogPostInfo/ns0:PostTitle" w:storeItemID="{6687D319-7B90-4AC0-9ABB-B1D9CC121951}"/>
           <w:text/>
         </w:sdtPr>
+        <w:sdtEndPr/>
         <w:sdtContent>
           <w:r>
             <w:rPr>
@@ -5671,7 +5700,7 @@
           </w:r>
           <w:r>
             <w:rPr>
-              <w:rFonts w:ascii="SimSun" w:eastAsia="SimSun" w:hAnsi="SimSun" w:cs="SimSun"/>
+              <w:rFonts w:ascii="宋体" w:eastAsia="宋体" w:hAnsi="宋体" w:cs="宋体"/>
             </w:rPr>
             <w:t>设</w:t>
           </w:r>
@@ -5683,7 +5712,7 @@
           </w:r>
           <w:r>
             <w:rPr>
-              <w:rFonts w:ascii="SimSun" w:eastAsia="SimSun" w:hAnsi="SimSun" w:cs="SimSun"/>
+              <w:rFonts w:ascii="宋体" w:eastAsia="宋体" w:hAnsi="宋体" w:cs="宋体"/>
             </w:rPr>
             <w:t>时</w:t>
           </w:r>
@@ -5695,7 +5724,7 @@
           </w:r>
           <w:r>
             <w:rPr>
-              <w:rFonts w:ascii="SimSun" w:eastAsia="SimSun" w:hAnsi="SimSun" w:cs="SimSun"/>
+              <w:rFonts w:ascii="宋体" w:eastAsia="宋体" w:hAnsi="宋体" w:cs="宋体"/>
             </w:rPr>
             <w:t>显</w:t>
           </w:r>
@@ -5708,13 +5737,7 @@
         </w:sdtContent>
       </w:sdt>
     </w:p>
-    <w:p>
-      <w:pPr>
-        <w:rPr>
-          <w:rFonts w:hint="eastAsia"/>
-        </w:rPr>
-      </w:pPr>
-    </w:p>
+    <w:p/>
     <w:p>
       <w:pPr>
         <w:shd w:val="clear" w:color="auto" w:fill="FFFFFF"/>
@@ -5804,7 +5827,7 @@
       </w:r>
       <w:r>
         <w:rPr>
-          <w:rFonts w:ascii="SimSun" w:eastAsia="SimSun" w:hAnsi="SimSun" w:cs="SimSun"/>
+          <w:rFonts w:ascii="宋体" w:eastAsia="宋体" w:hAnsi="宋体" w:cs="宋体"/>
           <w:color w:val="000000"/>
           <w:sz w:val="20"/>
           <w:szCs w:val="20"/>
@@ -5910,7 +5933,7 @@
       </w:r>
       <w:r>
         <w:rPr>
-          <w:rFonts w:ascii="SimSun" w:eastAsia="SimSun" w:hAnsi="SimSun" w:cs="SimSun"/>
+          <w:rFonts w:ascii="宋体" w:eastAsia="宋体" w:hAnsi="宋体" w:cs="宋体"/>
           <w:color w:val="000000"/>
           <w:sz w:val="20"/>
           <w:szCs w:val="20"/>
@@ -5937,7 +5960,7 @@
       </w:r>
       <w:r>
         <w:rPr>
-          <w:rFonts w:ascii="SimSun" w:eastAsia="SimSun" w:hAnsi="SimSun" w:cs="SimSun"/>
+          <w:rFonts w:ascii="宋体" w:eastAsia="宋体" w:hAnsi="宋体" w:cs="宋体"/>
           <w:color w:val="000000"/>
           <w:sz w:val="20"/>
           <w:szCs w:val="20"/>
@@ -5973,7 +5996,7 @@
       </w:r>
       <w:r>
         <w:rPr>
-          <w:rFonts w:ascii="SimSun" w:eastAsia="SimSun" w:hAnsi="SimSun" w:cs="SimSun"/>
+          <w:rFonts w:ascii="宋体" w:eastAsia="宋体" w:hAnsi="宋体" w:cs="宋体"/>
           <w:color w:val="000000"/>
           <w:sz w:val="20"/>
           <w:szCs w:val="20"/>
@@ -6081,10 +6104,222 @@
     </w:p>
     <w:p>
       <w:pPr>
-        <w:rPr>
-          <w:rFonts w:hint="eastAsia"/>
-        </w:rPr>
-      </w:pPr>
+        <w:pStyle w:val="1"/>
+      </w:pPr>
+      <w:r>
+        <w:rPr>
+          <w:rFonts w:hint="eastAsia"/>
+        </w:rPr>
+        <w:lastRenderedPageBreak/>
+        <w:t>1</w:t>
+      </w:r>
+      <w:r>
+        <w:t>4</w:t>
+      </w:r>
+      <w:r>
+        <w:rPr>
+          <w:rFonts w:hint="eastAsia"/>
+        </w:rPr>
+        <w:t>、文件比较以及分栏显示</w:t>
+      </w:r>
+    </w:p>
+    <w:p>
+      <w:pPr>
+        <w:pStyle w:val="2"/>
+      </w:pPr>
+      <w:r>
+        <w:rPr>
+          <w:rFonts w:hint="eastAsia"/>
+        </w:rPr>
+        <w:t>1</w:t>
+      </w:r>
+      <w:r>
+        <w:t>4.1</w:t>
+      </w:r>
+      <w:r>
+        <w:rPr>
+          <w:rFonts w:hint="eastAsia"/>
+        </w:rPr>
+        <w:t>、分栏</w:t>
+      </w:r>
+    </w:p>
+    <w:p>
+      <w:r>
+        <w:rPr>
+          <w:noProof/>
+        </w:rPr>
+        <w:drawing>
+          <wp:inline distT="0" distB="0" distL="0" distR="0" wp14:anchorId="20C18722" wp14:editId="5A0FE878">
+            <wp:extent cx="5274310" cy="4914900"/>
+            <wp:effectExtent l="0" t="0" r="2540" b="0"/>
+            <wp:docPr id="34" name="图片 34"/>
+            <wp:cNvGraphicFramePr>
+              <a:graphicFrameLocks xmlns:a="http://schemas.openxmlformats.org/drawingml/2006/main" noChangeAspect="1"/>
+            </wp:cNvGraphicFramePr>
+            <a:graphic xmlns:a="http://schemas.openxmlformats.org/drawingml/2006/main">
+              <a:graphicData uri="http://schemas.openxmlformats.org/drawingml/2006/picture">
+                <pic:pic xmlns:pic="http://schemas.openxmlformats.org/drawingml/2006/picture">
+                  <pic:nvPicPr>
+                    <pic:cNvPr id="1" name=""/>
+                    <pic:cNvPicPr/>
+                  </pic:nvPicPr>
+                  <pic:blipFill>
+                    <a:blip r:embed="rId44"/>
+                    <a:stretch>
+                      <a:fillRect/>
+                    </a:stretch>
+                  </pic:blipFill>
+                  <pic:spPr>
+                    <a:xfrm>
+                      <a:off x="0" y="0"/>
+                      <a:ext cx="5274310" cy="4914900"/>
+                    </a:xfrm>
+                    <a:prstGeom prst="rect">
+                      <a:avLst/>
+                    </a:prstGeom>
+                  </pic:spPr>
+                </pic:pic>
+              </a:graphicData>
+            </a:graphic>
+          </wp:inline>
+        </w:drawing>
+      </w:r>
+    </w:p>
+    <w:p/>
+    <w:p>
+      <w:pPr>
+        <w:pStyle w:val="2"/>
+      </w:pPr>
+      <w:r>
+        <w:rPr>
+          <w:rFonts w:hint="eastAsia"/>
+        </w:rPr>
+        <w:lastRenderedPageBreak/>
+        <w:t>1</w:t>
+      </w:r>
+      <w:r>
+        <w:t>4.2</w:t>
+      </w:r>
+      <w:r>
+        <w:rPr>
+          <w:rFonts w:hint="eastAsia"/>
+        </w:rPr>
+        <w:t>、文件比较</w:t>
+      </w:r>
+    </w:p>
+    <w:p>
+      <w:r>
+        <w:rPr>
+          <w:noProof/>
+        </w:rPr>
+        <w:drawing>
+          <wp:inline distT="0" distB="0" distL="0" distR="0" wp14:anchorId="433F1EBB" wp14:editId="678AD5F4">
+            <wp:extent cx="5181600" cy="7172325"/>
+            <wp:effectExtent l="0" t="0" r="0" b="9525"/>
+            <wp:docPr id="35" name="图片 35"/>
+            <wp:cNvGraphicFramePr>
+              <a:graphicFrameLocks xmlns:a="http://schemas.openxmlformats.org/drawingml/2006/main" noChangeAspect="1"/>
+            </wp:cNvGraphicFramePr>
+            <a:graphic xmlns:a="http://schemas.openxmlformats.org/drawingml/2006/main">
+              <a:graphicData uri="http://schemas.openxmlformats.org/drawingml/2006/picture">
+                <pic:pic xmlns:pic="http://schemas.openxmlformats.org/drawingml/2006/picture">
+                  <pic:nvPicPr>
+                    <pic:cNvPr id="1" name=""/>
+                    <pic:cNvPicPr/>
+                  </pic:nvPicPr>
+                  <pic:blipFill>
+                    <a:blip r:embed="rId45"/>
+                    <a:stretch>
+                      <a:fillRect/>
+                    </a:stretch>
+                  </pic:blipFill>
+                  <pic:spPr>
+                    <a:xfrm>
+                      <a:off x="0" y="0"/>
+                      <a:ext cx="5181600" cy="7172325"/>
+                    </a:xfrm>
+                    <a:prstGeom prst="rect">
+                      <a:avLst/>
+                    </a:prstGeom>
+                  </pic:spPr>
+                </pic:pic>
+              </a:graphicData>
+            </a:graphic>
+          </wp:inline>
+        </w:drawing>
+      </w:r>
+    </w:p>
+    <w:p/>
+    <w:p>
+      <w:pPr>
+        <w:pStyle w:val="2"/>
+      </w:pPr>
+      <w:r>
+        <w:rPr>
+          <w:rFonts w:hint="eastAsia"/>
+        </w:rPr>
+        <w:lastRenderedPageBreak/>
+        <w:t>1</w:t>
+      </w:r>
+      <w:r>
+        <w:t>4.3</w:t>
+      </w:r>
+      <w:r>
+        <w:rPr>
+          <w:rFonts w:hint="eastAsia"/>
+        </w:rPr>
+        <w:t>、剪切板比较</w:t>
+      </w:r>
+    </w:p>
+    <w:p/>
+    <w:p>
+      <w:pPr>
+        <w:rPr>
+          <w:rFonts w:hint="eastAsia"/>
+        </w:rPr>
+      </w:pPr>
+      <w:r>
+        <w:rPr>
+          <w:noProof/>
+        </w:rPr>
+        <w:drawing>
+          <wp:inline distT="0" distB="0" distL="0" distR="0" wp14:anchorId="4FC23F67" wp14:editId="40CAF36F">
+            <wp:extent cx="5274310" cy="5290820"/>
+            <wp:effectExtent l="0" t="0" r="2540" b="5080"/>
+            <wp:docPr id="36" name="图片 36"/>
+            <wp:cNvGraphicFramePr>
+              <a:graphicFrameLocks xmlns:a="http://schemas.openxmlformats.org/drawingml/2006/main" noChangeAspect="1"/>
+            </wp:cNvGraphicFramePr>
+            <a:graphic xmlns:a="http://schemas.openxmlformats.org/drawingml/2006/main">
+              <a:graphicData uri="http://schemas.openxmlformats.org/drawingml/2006/picture">
+                <pic:pic xmlns:pic="http://schemas.openxmlformats.org/drawingml/2006/picture">
+                  <pic:nvPicPr>
+                    <pic:cNvPr id="1" name=""/>
+                    <pic:cNvPicPr/>
+                  </pic:nvPicPr>
+                  <pic:blipFill>
+                    <a:blip r:embed="rId46"/>
+                    <a:stretch>
+                      <a:fillRect/>
+                    </a:stretch>
+                  </pic:blipFill>
+                  <pic:spPr>
+                    <a:xfrm>
+                      <a:off x="0" y="0"/>
+                      <a:ext cx="5274310" cy="5290820"/>
+                    </a:xfrm>
+                    <a:prstGeom prst="rect">
+                      <a:avLst/>
+                    </a:prstGeom>
+                  </pic:spPr>
+                </pic:pic>
+              </a:graphicData>
+            </a:graphic>
+          </wp:inline>
+        </w:drawing>
+      </w:r>
+      <w:bookmarkStart w:id="0" w:name="_GoBack"/>
+      <w:bookmarkEnd w:id="0"/>
     </w:p>
     <w:sectPr>
       <w:pgSz w:w="11906" w:h="16838"/>
@@ -6097,7 +6332,7 @@
 </file>
 
 <file path=word/endnotes.xml><?xml version="1.0" encoding="utf-8"?>
-<w:endnotes xmlns:wpc="http://schemas.microsoft.com/office/word/2010/wordprocessingCanvas" xmlns:mo="http://schemas.microsoft.com/office/mac/office/2008/main" xmlns:mc="http://schemas.openxmlformats.org/markup-compatibility/2006" xmlns:mv="urn:schemas-microsoft-com:mac:vml" xmlns:o="urn:schemas-microsoft-com:office:office" xmlns:r="http://schemas.openxmlformats.org/officeDocument/2006/relationships" xmlns:m="http://schemas.openxmlformats.org/officeDocument/2006/math" xmlns:v="urn:schemas-microsoft-com:vml" xmlns:wp14="http://schemas.microsoft.com/office/word/2010/wordprocessingDrawing" xmlns:wp="http://schemas.openxmlformats.org/drawingml/2006/wordprocessingDrawing" xmlns:w10="urn:schemas-microsoft-com:office:word" xmlns:w="http://schemas.openxmlformats.org/wordprocessingml/2006/main" xmlns:w14="http://schemas.microsoft.com/office/word/2010/wordml" xmlns:w15="http://schemas.microsoft.com/office/word/2012/wordml" xmlns:wpg="http://schemas.microsoft.com/office/word/2010/wordprocessingGroup" xmlns:wpi="http://schemas.microsoft.com/office/word/2010/wordprocessingInk" xmlns:wne="http://schemas.microsoft.com/office/word/2006/wordml" xmlns:wps="http://schemas.microsoft.com/office/word/2010/wordprocessingShape" mc:Ignorable="w14 w15 wp14">
+<w:endnotes xmlns:wpc="http://schemas.microsoft.com/office/word/2010/wordprocessingCanvas" xmlns:cx="http://schemas.microsoft.com/office/drawing/2014/chartex" xmlns:cx1="http://schemas.microsoft.com/office/drawing/2015/9/8/chartex" xmlns:mc="http://schemas.openxmlformats.org/markup-compatibility/2006" xmlns:o="urn:schemas-microsoft-com:office:office" xmlns:r="http://schemas.openxmlformats.org/officeDocument/2006/relationships" xmlns:m="http://schemas.openxmlformats.org/officeDocument/2006/math" xmlns:v="urn:schemas-microsoft-com:vml" xmlns:wp14="http://schemas.microsoft.com/office/word/2010/wordprocessingDrawing" xmlns:wp="http://schemas.openxmlformats.org/drawingml/2006/wordprocessingDrawing" xmlns:w10="urn:schemas-microsoft-com:office:word" xmlns:w="http://schemas.openxmlformats.org/wordprocessingml/2006/main" xmlns:w14="http://schemas.microsoft.com/office/word/2010/wordml" xmlns:w15="http://schemas.microsoft.com/office/word/2012/wordml" xmlns:w16se="http://schemas.microsoft.com/office/word/2015/wordml/symex" xmlns:wpg="http://schemas.microsoft.com/office/word/2010/wordprocessingGroup" xmlns:wpi="http://schemas.microsoft.com/office/word/2010/wordprocessingInk" xmlns:wne="http://schemas.microsoft.com/office/word/2006/wordml" xmlns:wps="http://schemas.microsoft.com/office/word/2010/wordprocessingShape" mc:Ignorable="w14 w15 w16se wp14">
   <w:endnote w:type="separator" w:id="-1">
     <w:p>
       <w:r>
@@ -6116,7 +6351,7 @@
 </file>
 
 <file path=word/footnotes.xml><?xml version="1.0" encoding="utf-8"?>
-<w:footnotes xmlns:wpc="http://schemas.microsoft.com/office/word/2010/wordprocessingCanvas" xmlns:mo="http://schemas.microsoft.com/office/mac/office/2008/main" xmlns:mc="http://schemas.openxmlformats.org/markup-compatibility/2006" xmlns:mv="urn:schemas-microsoft-com:mac:vml" xmlns:o="urn:schemas-microsoft-com:office:office" xmlns:r="http://schemas.openxmlformats.org/officeDocument/2006/relationships" xmlns:m="http://schemas.openxmlformats.org/officeDocument/2006/math" xmlns:v="urn:schemas-microsoft-com:vml" xmlns:wp14="http://schemas.microsoft.com/office/word/2010/wordprocessingDrawing" xmlns:wp="http://schemas.openxmlformats.org/drawingml/2006/wordprocessingDrawing" xmlns:w10="urn:schemas-microsoft-com:office:word" xmlns:w="http://schemas.openxmlformats.org/wordprocessingml/2006/main" xmlns:w14="http://schemas.microsoft.com/office/word/2010/wordml" xmlns:w15="http://schemas.microsoft.com/office/word/2012/wordml" xmlns:wpg="http://schemas.microsoft.com/office/word/2010/wordprocessingGroup" xmlns:wpi="http://schemas.microsoft.com/office/word/2010/wordprocessingInk" xmlns:wne="http://schemas.microsoft.com/office/word/2006/wordml" xmlns:wps="http://schemas.microsoft.com/office/word/2010/wordprocessingShape" mc:Ignorable="w14 w15 wp14">
+<w:footnotes xmlns:wpc="http://schemas.microsoft.com/office/word/2010/wordprocessingCanvas" xmlns:cx="http://schemas.microsoft.com/office/drawing/2014/chartex" xmlns:cx1="http://schemas.microsoft.com/office/drawing/2015/9/8/chartex" xmlns:mc="http://schemas.openxmlformats.org/markup-compatibility/2006" xmlns:o="urn:schemas-microsoft-com:office:office" xmlns:r="http://schemas.openxmlformats.org/officeDocument/2006/relationships" xmlns:m="http://schemas.openxmlformats.org/officeDocument/2006/math" xmlns:v="urn:schemas-microsoft-com:vml" xmlns:wp14="http://schemas.microsoft.com/office/word/2010/wordprocessingDrawing" xmlns:wp="http://schemas.openxmlformats.org/drawingml/2006/wordprocessingDrawing" xmlns:w10="urn:schemas-microsoft-com:office:word" xmlns:w="http://schemas.openxmlformats.org/wordprocessingml/2006/main" xmlns:w14="http://schemas.microsoft.com/office/word/2010/wordml" xmlns:w15="http://schemas.microsoft.com/office/word/2012/wordml" xmlns:w16se="http://schemas.microsoft.com/office/word/2015/wordml/symex" xmlns:wpg="http://schemas.microsoft.com/office/word/2010/wordprocessingGroup" xmlns:wpi="http://schemas.microsoft.com/office/word/2010/wordprocessingInk" xmlns:wne="http://schemas.microsoft.com/office/word/2006/wordml" xmlns:wps="http://schemas.microsoft.com/office/word/2010/wordprocessingShape" mc:Ignorable="w14 w15 w16se wp14">
   <w:footnote w:type="separator" w:id="-1">
     <w:p>
       <w:r>
@@ -6135,8 +6370,8 @@
 </file>
 
 <file path=word/numbering.xml><?xml version="1.0" encoding="utf-8"?>
-<w:numbering xmlns:wpc="http://schemas.microsoft.com/office/word/2010/wordprocessingCanvas" xmlns:mo="http://schemas.microsoft.com/office/mac/office/2008/main" xmlns:mc="http://schemas.openxmlformats.org/markup-compatibility/2006" xmlns:mv="urn:schemas-microsoft-com:mac:vml" xmlns:o="urn:schemas-microsoft-com:office:office" xmlns:r="http://schemas.openxmlformats.org/officeDocument/2006/relationships" xmlns:m="http://schemas.openxmlformats.org/officeDocument/2006/math" xmlns:v="urn:schemas-microsoft-com:vml" xmlns:wp14="http://schemas.microsoft.com/office/word/2010/wordprocessingDrawing" xmlns:wp="http://schemas.openxmlformats.org/drawingml/2006/wordprocessingDrawing" xmlns:w10="urn:schemas-microsoft-com:office:word" xmlns:w="http://schemas.openxmlformats.org/wordprocessingml/2006/main" xmlns:w14="http://schemas.microsoft.com/office/word/2010/wordml" xmlns:w15="http://schemas.microsoft.com/office/word/2012/wordml" xmlns:wpg="http://schemas.microsoft.com/office/word/2010/wordprocessingGroup" xmlns:wpi="http://schemas.microsoft.com/office/word/2010/wordprocessingInk" xmlns:wne="http://schemas.microsoft.com/office/word/2006/wordml" xmlns:wps="http://schemas.microsoft.com/office/word/2010/wordprocessingShape" mc:Ignorable="w14 w15 wp14">
-  <w:abstractNum w:abstractNumId="0">
+<w:numbering xmlns:wpc="http://schemas.microsoft.com/office/word/2010/wordprocessingCanvas" xmlns:cx="http://schemas.microsoft.com/office/drawing/2014/chartex" xmlns:cx1="http://schemas.microsoft.com/office/drawing/2015/9/8/chartex" xmlns:mc="http://schemas.openxmlformats.org/markup-compatibility/2006" xmlns:o="urn:schemas-microsoft-com:office:office" xmlns:r="http://schemas.openxmlformats.org/officeDocument/2006/relationships" xmlns:m="http://schemas.openxmlformats.org/officeDocument/2006/math" xmlns:v="urn:schemas-microsoft-com:vml" xmlns:wp14="http://schemas.microsoft.com/office/word/2010/wordprocessingDrawing" xmlns:wp="http://schemas.openxmlformats.org/drawingml/2006/wordprocessingDrawing" xmlns:w10="urn:schemas-microsoft-com:office:word" xmlns:w="http://schemas.openxmlformats.org/wordprocessingml/2006/main" xmlns:w14="http://schemas.microsoft.com/office/word/2010/wordml" xmlns:w15="http://schemas.microsoft.com/office/word/2012/wordml" xmlns:w16se="http://schemas.microsoft.com/office/word/2015/wordml/symex" xmlns:wpg="http://schemas.microsoft.com/office/word/2010/wordprocessingGroup" xmlns:wpi="http://schemas.microsoft.com/office/word/2010/wordprocessingInk" xmlns:wne="http://schemas.microsoft.com/office/word/2006/wordml" xmlns:wps="http://schemas.microsoft.com/office/word/2010/wordprocessingShape" mc:Ignorable="w14 w15 w16se wp14">
+  <w:abstractNum w:abstractNumId="0" w15:restartNumberingAfterBreak="0">
     <w:nsid w:val="11675AB2"/>
     <w:multiLevelType w:val="multilevel"/>
     <w:tmpl w:val="673A9D84"/>
@@ -6285,7 +6520,7 @@
       </w:rPr>
     </w:lvl>
   </w:abstractNum>
-  <w:abstractNum w:abstractNumId="1">
+  <w:abstractNum w:abstractNumId="1" w15:restartNumberingAfterBreak="0">
     <w:nsid w:val="2491764D"/>
     <w:multiLevelType w:val="multilevel"/>
     <w:tmpl w:val="6E72875A"/>
@@ -6434,7 +6669,7 @@
       </w:rPr>
     </w:lvl>
   </w:abstractNum>
-  <w:abstractNum w:abstractNumId="2">
+  <w:abstractNum w:abstractNumId="2" w15:restartNumberingAfterBreak="0">
     <w:nsid w:val="4D1F69D8"/>
     <w:multiLevelType w:val="multilevel"/>
     <w:tmpl w:val="823E0A6E"/>
@@ -6560,7 +6795,7 @@
 </file>
 
 <file path=word/styles.xml><?xml version="1.0" encoding="utf-8"?>
-<w:styles xmlns:mc="http://schemas.openxmlformats.org/markup-compatibility/2006" xmlns:r="http://schemas.openxmlformats.org/officeDocument/2006/relationships" xmlns:w="http://schemas.openxmlformats.org/wordprocessingml/2006/main" xmlns:w14="http://schemas.microsoft.com/office/word/2010/wordml" xmlns:w15="http://schemas.microsoft.com/office/word/2012/wordml" mc:Ignorable="w14 w15">
+<w:styles xmlns:mc="http://schemas.openxmlformats.org/markup-compatibility/2006" xmlns:r="http://schemas.openxmlformats.org/officeDocument/2006/relationships" xmlns:w="http://schemas.openxmlformats.org/wordprocessingml/2006/main" xmlns:w14="http://schemas.microsoft.com/office/word/2010/wordml" xmlns:w15="http://schemas.microsoft.com/office/word/2012/wordml" xmlns:w16se="http://schemas.microsoft.com/office/word/2015/wordml/symex" mc:Ignorable="w14 w15 w16se">
   <w:docDefaults>
     <w:rPrDefault>
       <w:rPr>
@@ -6573,7 +6808,7 @@
     </w:rPrDefault>
     <w:pPrDefault/>
   </w:docDefaults>
-  <w:latentStyles w:defLockedState="0" w:defUIPriority="99" w:defSemiHidden="0" w:defUnhideWhenUsed="0" w:defQFormat="0" w:count="381">
+  <w:latentStyles w:defLockedState="0" w:defUIPriority="99" w:defSemiHidden="0" w:defUnhideWhenUsed="0" w:defQFormat="0" w:count="371">
     <w:lsdException w:name="Normal" w:uiPriority="0" w:qFormat="1"/>
     <w:lsdException w:name="heading 1" w:uiPriority="9" w:qFormat="1"/>
     <w:lsdException w:name="heading 2" w:semiHidden="1" w:uiPriority="9" w:unhideWhenUsed="1" w:qFormat="1"/>
@@ -6945,7 +7180,6 @@
     <w:lsdException w:name="List Table 5 Dark Accent 6" w:uiPriority="50"/>
     <w:lsdException w:name="List Table 6 Colorful Accent 6" w:uiPriority="51"/>
     <w:lsdException w:name="List Table 7 Colorful Accent 6" w:uiPriority="52"/>
-    <w:lsdException w:name="Mention" w:semiHidden="1" w:unhideWhenUsed="1"/>
   </w:latentStyles>
   <w:style w:type="paragraph" w:default="1" w:styleId="a">
     <w:name w:val="Normal"/>
@@ -7073,7 +7307,7 @@
     <w:unhideWhenUsed/>
   </w:style>
   <w:style w:type="character" w:customStyle="1" w:styleId="10">
-    <w:name w:val="标题 1字符"/>
+    <w:name w:val="标题 1 字符"/>
     <w:basedOn w:val="a0"/>
     <w:link w:val="1"/>
     <w:uiPriority w:val="9"/>
@@ -7111,7 +7345,7 @@
     </w:rPr>
   </w:style>
   <w:style w:type="character" w:customStyle="1" w:styleId="20">
-    <w:name w:val="标题 2字符"/>
+    <w:name w:val="标题 2 字符"/>
     <w:basedOn w:val="a0"/>
     <w:link w:val="2"/>
     <w:uiPriority w:val="9"/>
@@ -7159,7 +7393,7 @@
     </w:rPr>
   </w:style>
   <w:style w:type="character" w:customStyle="1" w:styleId="a6">
-    <w:name w:val="页眉字符"/>
+    <w:name w:val="页眉 字符"/>
     <w:basedOn w:val="a0"/>
     <w:link w:val="a5"/>
     <w:uiPriority w:val="99"/>
@@ -7190,7 +7424,7 @@
     </w:rPr>
   </w:style>
   <w:style w:type="character" w:customStyle="1" w:styleId="a8">
-    <w:name w:val="页脚字符"/>
+    <w:name w:val="页脚 字符"/>
     <w:basedOn w:val="a0"/>
     <w:link w:val="a7"/>
     <w:uiPriority w:val="99"/>
@@ -7201,7 +7435,7 @@
     </w:rPr>
   </w:style>
   <w:style w:type="character" w:customStyle="1" w:styleId="30">
-    <w:name w:val="标题 3字符"/>
+    <w:name w:val="标题 3 字符"/>
     <w:basedOn w:val="a0"/>
     <w:link w:val="3"/>
     <w:uiPriority w:val="9"/>
@@ -7227,7 +7461,7 @@
     </w:rPr>
   </w:style>
   <w:style w:type="character" w:customStyle="1" w:styleId="40">
-    <w:name w:val="标题 4字符"/>
+    <w:name w:val="标题 4 字符"/>
     <w:basedOn w:val="a0"/>
     <w:link w:val="4"/>
     <w:uiPriority w:val="9"/>
@@ -7255,7 +7489,7 @@
     </w:rPr>
   </w:style>
   <w:style w:type="character" w:customStyle="1" w:styleId="aa">
-    <w:name w:val="文档结构图字符"/>
+    <w:name w:val="文档结构图 字符"/>
     <w:basedOn w:val="a0"/>
     <w:link w:val="a9"/>
     <w:uiPriority w:val="99"/>
@@ -7305,7 +7539,7 @@
     </w:rPr>
   </w:style>
   <w:style w:type="character" w:customStyle="1" w:styleId="HTML1">
-    <w:name w:val="HTML 预设格式字符"/>
+    <w:name w:val="HTML 预设格式 字符"/>
     <w:basedOn w:val="a0"/>
     <w:link w:val="HTML0"/>
     <w:uiPriority w:val="99"/>

--- a/_posts/SoftWare/1_Idea/3_intellij idea 注释 快捷键.docx
+++ b/_posts/SoftWare/1_Idea/3_intellij idea 注释 快捷键.docx
@@ -260,7 +260,7 @@
               </wp:anchor>
             </w:drawing>
           </mc:Choice>
-          <mc:Fallback xmlns:mv="urn:schemas-microsoft-com:mac:vml" xmlns:mo="http://schemas.microsoft.com/office/mac/office/2008/main">
+          <mc:Fallback xmlns:mo="http://schemas.microsoft.com/office/mac/office/2008/main" xmlns:mv="urn:schemas-microsoft-com:mac:vml">
             <w:pict>
               <v:shapetype w14:anchorId="0D5ED1F3" id="_x0000_t202" coordsize="21600,21600" o:spt="202" path="m0,0l0,21600,21600,21600,21600,0xe">
                 <v:stroke joinstyle="miter"/>
@@ -981,7 +981,7 @@
               </wp:anchor>
             </w:drawing>
           </mc:Choice>
-          <mc:Fallback xmlns:mv="urn:schemas-microsoft-com:mac:vml" xmlns:mo="http://schemas.microsoft.com/office/mac/office/2008/main">
+          <mc:Fallback xmlns:mo="http://schemas.microsoft.com/office/mac/office/2008/main" xmlns:mv="urn:schemas-microsoft-com:mac:vml">
             <w:pict>
               <v:shape w14:anchorId="48AADD98" id="文本框 18" o:spid="_x0000_s1027" type="#_x0000_t202" style="position:absolute;margin-left:-22.95pt;margin-top:3.8pt;width:468pt;height:280.8pt;z-index:251660288;visibility:visible;mso-wrap-style:square;mso-wrap-distance-left:9pt;mso-wrap-distance-top:0;mso-wrap-distance-right:9pt;mso-wrap-distance-bottom:0;mso-position-horizontal:absolute;mso-position-horizontal-relative:text;mso-position-vertical:absolute;mso-position-vertical-relative:text;v-text-anchor:top" o:gfxdata="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" filled="f" stroked="f">
                 <v:textbox>
@@ -3707,37 +3707,48 @@
       <w:r>
         <w:rPr>
           <w:rFonts w:hint="eastAsia"/>
+          <w:highlight w:val="yellow"/>
         </w:rPr>
         <w:t xml:space="preserve">ALT + </w:t>
       </w:r>
       <w:r>
         <w:rPr>
           <w:rFonts w:hint="eastAsia"/>
+          <w:highlight w:val="yellow"/>
         </w:rPr>
         <w:t>上</w:t>
       </w:r>
       <w:r>
+        <w:rPr>
+          <w:highlight w:val="yellow"/>
+        </w:rPr>
         <w:t>或者下</w:t>
       </w:r>
       <w:r>
         <w:rPr>
           <w:rFonts w:hint="eastAsia"/>
+          <w:highlight w:val="yellow"/>
         </w:rPr>
         <w:t xml:space="preserve"> </w:t>
       </w:r>
       <w:r>
         <w:rPr>
           <w:rFonts w:hint="eastAsia"/>
+          <w:highlight w:val="yellow"/>
         </w:rPr>
         <w:t>移动</w:t>
       </w:r>
       <w:r>
         <w:rPr>
           <w:rFonts w:hint="eastAsia"/>
+          <w:highlight w:val="yellow"/>
         </w:rPr>
         <w:t>方法</w:t>
       </w:r>
       <w:r>
+        <w:rPr>
+          <w:highlight w:val="yellow"/>
+        </w:rPr>
         <w:t>位置</w:t>
       </w:r>
     </w:p>
@@ -3745,37 +3756,26 @@
       <w:pPr>
         <w:pStyle w:val="2"/>
         <w:rPr>
-          <w:color w:val="FF0000"/>
-          <w:shd w:val="clear" w:color="auto" w:fill="FFFFFF"/>
-        </w:rPr>
-      </w:pPr>
-      <w:r>
-        <w:rPr>
-          <w:rFonts w:hint="eastAsia"/>
-          <w:color w:val="FF0000"/>
-          <w:highlight w:val="yellow"/>
+          <w:shd w:val="clear" w:color="auto" w:fill="FFFFFF"/>
+        </w:rPr>
+      </w:pPr>
+      <w:r>
+        <w:rPr>
+          <w:rFonts w:hint="eastAsia"/>
         </w:rPr>
         <w:t>17</w:t>
       </w:r>
       <w:r>
-        <w:rPr>
-          <w:color w:val="FF0000"/>
-          <w:highlight w:val="yellow"/>
-        </w:rPr>
         <w:t>、</w:t>
       </w:r>
       <w:r>
         <w:rPr>
-          <w:color w:val="FF0000"/>
-          <w:highlight w:val="yellow"/>
           <w:shd w:val="clear" w:color="auto" w:fill="FFFFFF"/>
         </w:rPr>
         <w:t>Shift+F2</w:t>
       </w:r>
       <w:r>
         <w:rPr>
-          <w:color w:val="FF0000"/>
-          <w:highlight w:val="yellow"/>
           <w:shd w:val="clear" w:color="auto" w:fill="FFFFFF"/>
         </w:rPr>
         <w:t>，</w:t>
@@ -3783,8 +3783,6 @@
       <w:r>
         <w:rPr>
           <w:rFonts w:hint="eastAsia"/>
-          <w:color w:val="FF0000"/>
-          <w:highlight w:val="yellow"/>
           <w:shd w:val="clear" w:color="auto" w:fill="FFFFFF"/>
         </w:rPr>
         <w:t>或者</w:t>
@@ -3792,16 +3790,12 @@
       <w:r>
         <w:rPr>
           <w:rFonts w:hint="eastAsia"/>
-          <w:color w:val="FF0000"/>
-          <w:highlight w:val="yellow"/>
           <w:shd w:val="clear" w:color="auto" w:fill="FFFFFF"/>
         </w:rPr>
         <w:t xml:space="preserve">F2 </w:t>
       </w:r>
       <w:r>
         <w:rPr>
-          <w:color w:val="FF0000"/>
-          <w:highlight w:val="yellow"/>
           <w:shd w:val="clear" w:color="auto" w:fill="FFFFFF"/>
         </w:rPr>
         <w:t>高亮错误或警告快速定位</w:t>
@@ -3838,7 +3832,16 @@
           <w:rFonts w:hint="eastAsia"/>
           <w:shd w:val="clear" w:color="auto" w:fill="FFFFFF"/>
         </w:rPr>
-        <w:t>打开文件所在位置</w:t>
+        <w:t>打开文</w:t>
+      </w:r>
+      <w:bookmarkStart w:id="0" w:name="_GoBack"/>
+      <w:bookmarkEnd w:id="0"/>
+      <w:r>
+        <w:rPr>
+          <w:rFonts w:hint="eastAsia"/>
+          <w:shd w:val="clear" w:color="auto" w:fill="FFFFFF"/>
+        </w:rPr>
+        <w:t>件所在位置</w:t>
       </w:r>
       <w:r>
         <w:rPr>
@@ -4381,9 +4384,6 @@
     <w:p>
       <w:pPr>
         <w:pStyle w:val="3"/>
-        <w:rPr>
-          <w:rFonts w:hint="eastAsia"/>
-        </w:rPr>
       </w:pPr>
       <w:r>
         <w:rPr>
@@ -5088,13 +5088,7 @@
         <w:t>Shift+Enter</w:t>
       </w:r>
     </w:p>
-    <w:p>
-      <w:pPr>
-        <w:rPr>
-          <w:rFonts w:hint="eastAsia"/>
-        </w:rPr>
-      </w:pPr>
-    </w:p>
+    <w:p/>
     <w:p>
       <w:pPr>
         <w:pStyle w:val="1"/>
@@ -6273,11 +6267,6 @@
     </w:p>
     <w:p/>
     <w:p>
-      <w:pPr>
-        <w:rPr>
-          <w:rFonts w:hint="eastAsia"/>
-        </w:rPr>
-      </w:pPr>
       <w:r>
         <w:rPr>
           <w:noProof/>
@@ -6318,8 +6307,6 @@
           </wp:inline>
         </w:drawing>
       </w:r>
-      <w:bookmarkStart w:id="0" w:name="_GoBack"/>
-      <w:bookmarkEnd w:id="0"/>
     </w:p>
     <w:sectPr>
       <w:pgSz w:w="11906" w:h="16838"/>

--- a/_posts/SoftWare/1_Idea/3_intellij idea 注释 快捷键.docx
+++ b/_posts/SoftWare/1_Idea/3_intellij idea 注释 快捷键.docx
@@ -260,7 +260,7 @@
               </wp:anchor>
             </w:drawing>
           </mc:Choice>
-          <mc:Fallback xmlns:mo="http://schemas.microsoft.com/office/mac/office/2008/main" xmlns:mv="urn:schemas-microsoft-com:mac:vml">
+          <mc:Fallback xmlns:mv="urn:schemas-microsoft-com:mac:vml" xmlns:mo="http://schemas.microsoft.com/office/mac/office/2008/main">
             <w:pict>
               <v:shapetype w14:anchorId="0D5ED1F3" id="_x0000_t202" coordsize="21600,21600" o:spt="202" path="m0,0l0,21600,21600,21600,21600,0xe">
                 <v:stroke joinstyle="miter"/>
@@ -981,7 +981,7 @@
               </wp:anchor>
             </w:drawing>
           </mc:Choice>
-          <mc:Fallback xmlns:mo="http://schemas.microsoft.com/office/mac/office/2008/main" xmlns:mv="urn:schemas-microsoft-com:mac:vml">
+          <mc:Fallback xmlns:mv="urn:schemas-microsoft-com:mac:vml" xmlns:mo="http://schemas.microsoft.com/office/mac/office/2008/main">
             <w:pict>
               <v:shape w14:anchorId="48AADD98" id="文本框 18" o:spid="_x0000_s1027" type="#_x0000_t202" style="position:absolute;margin-left:-22.95pt;margin-top:3.8pt;width:468pt;height:280.8pt;z-index:251660288;visibility:visible;mso-wrap-style:square;mso-wrap-distance-left:9pt;mso-wrap-distance-top:0;mso-wrap-distance-right:9pt;mso-wrap-distance-bottom:0;mso-position-horizontal:absolute;mso-position-horizontal-relative:text;mso-position-vertical:absolute;mso-position-vertical-relative:text;v-text-anchor:top" o:gfxdata="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" filled="f" stroked="f">
                 <v:textbox>
@@ -3832,16 +3832,7 @@
           <w:rFonts w:hint="eastAsia"/>
           <w:shd w:val="clear" w:color="auto" w:fill="FFFFFF"/>
         </w:rPr>
-        <w:t>打开文</w:t>
-      </w:r>
-      <w:bookmarkStart w:id="0" w:name="_GoBack"/>
-      <w:bookmarkEnd w:id="0"/>
-      <w:r>
-        <w:rPr>
-          <w:rFonts w:hint="eastAsia"/>
-          <w:shd w:val="clear" w:color="auto" w:fill="FFFFFF"/>
-        </w:rPr>
-        <w:t>件所在位置</w:t>
+        <w:t>打开文件所在位置</w:t>
       </w:r>
       <w:r>
         <w:rPr>
@@ -4380,807 +4371,38 @@
         <w:t xml:space="preserve"> </w:t>
       </w:r>
     </w:p>
-    <w:p/>
     <w:p>
       <w:pPr>
         <w:pStyle w:val="3"/>
+        <w:rPr>
+          <w:rFonts w:hint="eastAsia"/>
+        </w:rPr>
       </w:pPr>
       <w:r>
         <w:rPr>
           <w:rFonts w:hint="eastAsia"/>
         </w:rPr>
         <w:lastRenderedPageBreak/>
-        <w:t>a</w:t>
-      </w:r>
-      <w:r>
-        <w:t xml:space="preserve">lt+F8 </w:t>
-      </w:r>
-      <w:r>
-        <w:rPr>
-          <w:rFonts w:hint="eastAsia"/>
-        </w:rPr>
-        <w:t>搜索某个变量的值</w:t>
-      </w:r>
-    </w:p>
-    <w:p>
-      <w:pPr>
-        <w:pStyle w:val="2"/>
-        <w:rPr>
-          <w:color w:val="FF0000"/>
-        </w:rPr>
-      </w:pPr>
-      <w:r>
-        <w:rPr>
-          <w:rFonts w:hint="eastAsia"/>
-          <w:color w:val="FF0000"/>
-          <w:highlight w:val="yellow"/>
-        </w:rPr>
-        <w:t>13</w:t>
-      </w:r>
-      <w:r>
-        <w:rPr>
-          <w:rFonts w:hint="eastAsia"/>
-          <w:color w:val="FF0000"/>
-          <w:highlight w:val="yellow"/>
-        </w:rPr>
-        <w:t>、</w:t>
-      </w:r>
-      <w:r>
-        <w:rPr>
-          <w:rFonts w:hint="eastAsia"/>
-          <w:color w:val="FF0000"/>
-          <w:highlight w:val="yellow"/>
-        </w:rPr>
-        <w:t xml:space="preserve">ctrl+alt+o </w:t>
-      </w:r>
-      <w:r>
-        <w:rPr>
-          <w:rFonts w:hint="eastAsia"/>
-          <w:color w:val="FF0000"/>
-          <w:highlight w:val="yellow"/>
-        </w:rPr>
-        <w:t>清除不使用的</w:t>
-      </w:r>
-      <w:r>
-        <w:rPr>
-          <w:rFonts w:hint="eastAsia"/>
-          <w:color w:val="FF0000"/>
-          <w:highlight w:val="yellow"/>
-        </w:rPr>
-        <w:t>import</w:t>
-      </w:r>
-      <w:r>
-        <w:rPr>
-          <w:rFonts w:hint="eastAsia"/>
-          <w:color w:val="FF0000"/>
-          <w:highlight w:val="yellow"/>
-        </w:rPr>
-        <w:t>包</w:t>
-      </w:r>
-    </w:p>
-    <w:p>
-      <w:pPr>
-        <w:pStyle w:val="2"/>
-        <w:rPr>
-          <w:color w:val="FF0000"/>
-        </w:rPr>
-      </w:pPr>
-      <w:r>
-        <w:rPr>
-          <w:rFonts w:hint="eastAsia"/>
-          <w:color w:val="FF0000"/>
-          <w:highlight w:val="yellow"/>
-        </w:rPr>
-        <w:t>14</w:t>
-      </w:r>
-      <w:r>
-        <w:rPr>
-          <w:rFonts w:hint="eastAsia"/>
-          <w:color w:val="FF0000"/>
-          <w:highlight w:val="yellow"/>
-        </w:rPr>
-        <w:t>、</w:t>
-      </w:r>
-      <w:r>
-        <w:rPr>
-          <w:rFonts w:hint="eastAsia"/>
-          <w:color w:val="FF0000"/>
-          <w:highlight w:val="yellow"/>
-        </w:rPr>
-        <w:t>alt</w:t>
-      </w:r>
-      <w:r>
-        <w:rPr>
-          <w:rFonts w:hint="eastAsia"/>
-          <w:color w:val="FF0000"/>
-          <w:highlight w:val="yellow"/>
-        </w:rPr>
-        <w:t>+7</w:t>
-      </w:r>
-      <w:r>
-        <w:rPr>
-          <w:rFonts w:hint="eastAsia"/>
-          <w:color w:val="FF0000"/>
-          <w:highlight w:val="yellow"/>
-        </w:rPr>
-        <w:t>或者</w:t>
-      </w:r>
-      <w:r>
-        <w:rPr>
-          <w:rFonts w:hint="eastAsia"/>
-          <w:color w:val="FF0000"/>
-          <w:highlight w:val="yellow"/>
-        </w:rPr>
-        <w:t>（</w:t>
-      </w:r>
-      <w:r>
-        <w:rPr>
-          <w:rFonts w:hint="eastAsia"/>
-          <w:color w:val="FF0000"/>
-          <w:highlight w:val="yellow"/>
-        </w:rPr>
-        <w:t>ctrl+f12</w:t>
-      </w:r>
-      <w:r>
-        <w:rPr>
-          <w:rFonts w:hint="eastAsia"/>
-          <w:color w:val="FF0000"/>
-          <w:highlight w:val="yellow"/>
-        </w:rPr>
-        <w:t>）</w:t>
-      </w:r>
-      <w:r>
-        <w:rPr>
-          <w:rFonts w:hint="eastAsia"/>
-          <w:color w:val="FF0000"/>
-          <w:highlight w:val="yellow"/>
-        </w:rPr>
-        <w:t>显示类中的方法</w:t>
-      </w:r>
-    </w:p>
-    <w:p>
-      <w:pPr>
-        <w:pStyle w:val="2"/>
-      </w:pPr>
-      <w:r>
-        <w:rPr>
-          <w:rFonts w:hint="eastAsia"/>
-        </w:rPr>
-        <w:t>15</w:t>
-      </w:r>
-      <w:r>
-        <w:rPr>
-          <w:rFonts w:hint="eastAsia"/>
-        </w:rPr>
-        <w:t>、</w:t>
-      </w:r>
-      <w:r>
-        <w:rPr>
-          <w:rFonts w:hint="eastAsia"/>
-        </w:rPr>
-        <w:t>方法合并</w:t>
-      </w:r>
-    </w:p>
-    <w:p>
-      <w:pPr>
-        <w:pStyle w:val="3"/>
-        <w:rPr>
-          <w:color w:val="FF0000"/>
-          <w:shd w:val="clear" w:color="auto" w:fill="F8FEEE"/>
-        </w:rPr>
-      </w:pPr>
-      <w:r>
-        <w:rPr>
-          <w:rFonts w:hint="eastAsia"/>
-          <w:color w:val="FF0000"/>
-          <w:highlight w:val="yellow"/>
-          <w:shd w:val="clear" w:color="auto" w:fill="F8FEEE"/>
-        </w:rPr>
-        <w:t>合并所有：</w:t>
-      </w:r>
-      <w:r>
-        <w:rPr>
-          <w:rFonts w:hint="eastAsia"/>
-          <w:color w:val="FF0000"/>
-          <w:highlight w:val="yellow"/>
-          <w:shd w:val="clear" w:color="auto" w:fill="F8FEEE"/>
-        </w:rPr>
-        <w:t xml:space="preserve">ctrl shift + </w:t>
-      </w:r>
-      <w:r>
-        <w:rPr>
-          <w:rFonts w:hint="eastAsia"/>
-          <w:color w:val="FF0000"/>
-          <w:highlight w:val="yellow"/>
-          <w:shd w:val="clear" w:color="auto" w:fill="F8FEEE"/>
-        </w:rPr>
-        <w:t>；</w:t>
-      </w:r>
-    </w:p>
-    <w:p>
-      <w:pPr>
-        <w:pStyle w:val="3"/>
-        <w:rPr>
-          <w:shd w:val="clear" w:color="auto" w:fill="F8FEEE"/>
-        </w:rPr>
-      </w:pPr>
-      <w:r>
-        <w:rPr>
-          <w:rFonts w:hint="eastAsia"/>
-          <w:shd w:val="clear" w:color="auto" w:fill="F8FEEE"/>
-        </w:rPr>
-        <w:t>展开所有：</w:t>
-      </w:r>
-      <w:r>
-        <w:rPr>
-          <w:rFonts w:hint="eastAsia"/>
-          <w:shd w:val="clear" w:color="auto" w:fill="F8FEEE"/>
-        </w:rPr>
-        <w:t xml:space="preserve">ctrl shift - </w:t>
-      </w:r>
-      <w:r>
-        <w:rPr>
-          <w:rFonts w:hint="eastAsia"/>
-          <w:shd w:val="clear" w:color="auto" w:fill="F8FEEE"/>
-        </w:rPr>
-        <w:t>；</w:t>
-      </w:r>
-    </w:p>
-    <w:p>
-      <w:pPr>
-        <w:pStyle w:val="3"/>
-        <w:rPr>
-          <w:shd w:val="clear" w:color="auto" w:fill="F8FEEE"/>
-        </w:rPr>
-      </w:pPr>
-      <w:r>
-        <w:rPr>
-          <w:rFonts w:hint="eastAsia"/>
-          <w:shd w:val="clear" w:color="auto" w:fill="F8FEEE"/>
-        </w:rPr>
-        <w:t>合并光标所在行：</w:t>
-      </w:r>
-      <w:r>
-        <w:rPr>
-          <w:rFonts w:hint="eastAsia"/>
-          <w:shd w:val="clear" w:color="auto" w:fill="F8FEEE"/>
-        </w:rPr>
-        <w:t xml:space="preserve">ctrl + </w:t>
-      </w:r>
-      <w:r>
-        <w:rPr>
-          <w:rFonts w:hint="eastAsia"/>
-          <w:shd w:val="clear" w:color="auto" w:fill="F8FEEE"/>
-        </w:rPr>
-        <w:t>；</w:t>
-      </w:r>
-    </w:p>
-    <w:p>
-      <w:pPr>
-        <w:pStyle w:val="3"/>
-        <w:rPr>
-          <w:shd w:val="clear" w:color="auto" w:fill="F8FEEE"/>
-        </w:rPr>
-      </w:pPr>
-      <w:r>
-        <w:rPr>
-          <w:rFonts w:hint="eastAsia"/>
-          <w:shd w:val="clear" w:color="auto" w:fill="F8FEEE"/>
-        </w:rPr>
-        <w:t>展开光标所在行：</w:t>
-      </w:r>
-      <w:r>
-        <w:rPr>
-          <w:rFonts w:hint="eastAsia"/>
-          <w:shd w:val="clear" w:color="auto" w:fill="F8FEEE"/>
-        </w:rPr>
-        <w:t xml:space="preserve">ctrl - </w:t>
-      </w:r>
-      <w:r>
-        <w:rPr>
-          <w:rFonts w:hint="eastAsia"/>
-          <w:shd w:val="clear" w:color="auto" w:fill="F8FEEE"/>
-        </w:rPr>
-        <w:t>；</w:t>
-      </w:r>
-    </w:p>
-    <w:p>
-      <w:pPr>
-        <w:pStyle w:val="2"/>
-      </w:pPr>
-      <w:r>
-        <w:rPr>
-          <w:rFonts w:hint="eastAsia"/>
-          <w:highlight w:val="yellow"/>
-        </w:rPr>
-        <w:t>16</w:t>
-      </w:r>
-      <w:r>
-        <w:rPr>
-          <w:rFonts w:hint="eastAsia"/>
-          <w:highlight w:val="yellow"/>
-        </w:rPr>
-        <w:t>、</w:t>
-      </w:r>
-      <w:r>
-        <w:rPr>
-          <w:rFonts w:hint="eastAsia"/>
-          <w:highlight w:val="yellow"/>
-        </w:rPr>
-        <w:t xml:space="preserve">ctrl+shift+8 </w:t>
-      </w:r>
-      <w:r>
-        <w:rPr>
-          <w:rFonts w:hint="eastAsia"/>
-          <w:highlight w:val="yellow"/>
-        </w:rPr>
-        <w:t>竖向选择代码</w:t>
-      </w:r>
-      <w:r>
-        <w:rPr>
-          <w:rFonts w:hint="eastAsia"/>
-        </w:rPr>
-        <w:t xml:space="preserve"> </w:t>
-      </w:r>
-    </w:p>
-    <w:p>
-      <w:pPr>
-        <w:pStyle w:val="2"/>
-      </w:pPr>
-      <w:r>
-        <w:rPr>
-          <w:rFonts w:hint="eastAsia"/>
-        </w:rPr>
-        <w:t>17</w:t>
-      </w:r>
-      <w:r>
-        <w:rPr>
-          <w:rFonts w:hint="eastAsia"/>
-        </w:rPr>
-        <w:t>、清除换行（正则表达式替换</w:t>
-      </w:r>
-      <w:r>
-        <w:rPr>
-          <w:rFonts w:hint="eastAsia"/>
-        </w:rPr>
-        <w:t xml:space="preserve"> \b </w:t>
-      </w:r>
-      <w:r>
-        <w:rPr>
-          <w:rFonts w:hint="eastAsia"/>
-        </w:rPr>
-        <w:t>替换为</w:t>
-      </w:r>
-      <w:r>
-        <w:rPr>
-          <w:rFonts w:hint="eastAsia"/>
-        </w:rPr>
-        <w:t xml:space="preserve"> </w:t>
-      </w:r>
-      <w:r>
-        <w:rPr>
-          <w:rFonts w:hint="eastAsia"/>
-        </w:rPr>
-        <w:t>空格（不填））</w:t>
-      </w:r>
-    </w:p>
-    <w:p>
-      <w:pPr>
-        <w:pStyle w:val="2"/>
-        <w:rPr>
-          <w:color w:val="FF0000"/>
-        </w:rPr>
-      </w:pPr>
-      <w:r>
-        <w:rPr>
-          <w:rFonts w:hint="eastAsia"/>
-          <w:color w:val="FF0000"/>
-          <w:highlight w:val="yellow"/>
-        </w:rPr>
-        <w:t>18</w:t>
-      </w:r>
-      <w:r>
-        <w:rPr>
-          <w:rFonts w:hint="eastAsia"/>
-          <w:color w:val="FF0000"/>
-          <w:highlight w:val="yellow"/>
-        </w:rPr>
-        <w:t>、</w:t>
-      </w:r>
-      <w:r>
-        <w:rPr>
-          <w:rFonts w:hint="eastAsia"/>
-          <w:color w:val="FF0000"/>
-          <w:highlight w:val="yellow"/>
-        </w:rPr>
-        <w:t xml:space="preserve">Ctrl+F6 </w:t>
-      </w:r>
-      <w:r>
-        <w:rPr>
-          <w:rFonts w:hint="eastAsia"/>
-          <w:color w:val="FF0000"/>
-          <w:highlight w:val="yellow"/>
-        </w:rPr>
-        <w:t>全局修改方法参数名字</w:t>
-      </w:r>
-      <w:r>
-        <w:rPr>
-          <w:rFonts w:hint="eastAsia"/>
-          <w:color w:val="FF0000"/>
-        </w:rPr>
-        <w:t>以及添加参数</w:t>
-      </w:r>
-    </w:p>
-    <w:p>
-      <w:pPr>
-        <w:pStyle w:val="2"/>
-        <w:rPr>
-          <w:color w:val="FF0000"/>
-        </w:rPr>
-      </w:pPr>
-      <w:r>
-        <w:rPr>
-          <w:rFonts w:hint="eastAsia"/>
-          <w:color w:val="FF0000"/>
-          <w:highlight w:val="yellow"/>
-        </w:rPr>
-        <w:t>19</w:t>
-      </w:r>
-      <w:r>
-        <w:rPr>
-          <w:rFonts w:hint="eastAsia"/>
-          <w:color w:val="FF0000"/>
-          <w:highlight w:val="yellow"/>
-        </w:rPr>
-        <w:t>、添加</w:t>
-      </w:r>
-      <w:r>
-        <w:rPr>
-          <w:rFonts w:hint="eastAsia"/>
-          <w:color w:val="FF0000"/>
-          <w:highlight w:val="yellow"/>
-        </w:rPr>
-        <w:t>test</w:t>
-      </w:r>
-      <w:r>
-        <w:rPr>
-          <w:rFonts w:hint="eastAsia"/>
-          <w:color w:val="FF0000"/>
-          <w:highlight w:val="yellow"/>
-        </w:rPr>
-        <w:t>方法</w:t>
-      </w:r>
-      <w:r>
-        <w:rPr>
-          <w:rFonts w:hint="eastAsia"/>
-          <w:color w:val="FF0000"/>
-          <w:highlight w:val="yellow"/>
-        </w:rPr>
-        <w:t xml:space="preserve"> ctrl+enter</w:t>
-      </w:r>
-    </w:p>
-    <w:p>
-      <w:pPr>
-        <w:pStyle w:val="2"/>
-        <w:rPr>
-          <w:color w:val="FF0000"/>
-        </w:rPr>
-      </w:pPr>
-      <w:r>
-        <w:rPr>
-          <w:rFonts w:hint="eastAsia"/>
-          <w:color w:val="FF0000"/>
-          <w:highlight w:val="yellow"/>
-        </w:rPr>
-        <w:t>20</w:t>
-      </w:r>
-      <w:r>
-        <w:rPr>
-          <w:rFonts w:hint="eastAsia"/>
-          <w:color w:val="FF0000"/>
-          <w:highlight w:val="yellow"/>
-        </w:rPr>
-        <w:t>.</w:t>
-      </w:r>
-      <w:r>
-        <w:rPr>
-          <w:rFonts w:hint="eastAsia"/>
-          <w:color w:val="FF0000"/>
-          <w:highlight w:val="yellow"/>
-        </w:rPr>
-        <w:t>、</w:t>
-      </w:r>
-      <w:r>
-        <w:rPr>
-          <w:rFonts w:hint="eastAsia"/>
-          <w:color w:val="FF0000"/>
-          <w:highlight w:val="yellow"/>
-        </w:rPr>
-        <w:t>Ctrl+G</w:t>
-      </w:r>
-      <w:r>
-        <w:rPr>
-          <w:rFonts w:hint="eastAsia"/>
-          <w:color w:val="FF0000"/>
-        </w:rPr>
-        <w:t xml:space="preserve"> </w:t>
-      </w:r>
-      <w:r>
-        <w:rPr>
-          <w:rFonts w:hint="eastAsia"/>
-          <w:color w:val="FF0000"/>
-          <w:highlight w:val="yellow"/>
-        </w:rPr>
-        <w:t>查看第几行</w:t>
-      </w:r>
-      <w:r>
-        <w:rPr>
-          <w:rFonts w:hint="eastAsia"/>
-          <w:color w:val="FF0000"/>
-          <w:highlight w:val="yellow"/>
-        </w:rPr>
-        <w:t xml:space="preserve"> </w:t>
-      </w:r>
-    </w:p>
-    <w:p>
-      <w:pPr>
-        <w:pStyle w:val="2"/>
-        <w:rPr>
-          <w:color w:val="FF0000"/>
-        </w:rPr>
-      </w:pPr>
-      <w:r>
-        <w:rPr>
-          <w:rFonts w:hint="eastAsia"/>
-        </w:rPr>
-        <w:t>2</w:t>
-      </w:r>
-      <w:r>
-        <w:t>1</w:t>
-      </w:r>
-      <w:r>
-        <w:rPr>
-          <w:rFonts w:hint="eastAsia"/>
-        </w:rPr>
-        <w:t>、</w:t>
-      </w:r>
-      <w:r>
-        <w:rPr>
-          <w:rFonts w:hint="eastAsia"/>
-        </w:rPr>
-        <w:t>C</w:t>
-      </w:r>
-      <w:r>
-        <w:rPr>
-          <w:color w:val="FF0000"/>
-        </w:rPr>
-        <w:t>trl+</w:t>
-      </w:r>
-      <w:r>
-        <w:rPr>
-          <w:rFonts w:hint="eastAsia"/>
-          <w:color w:val="FF0000"/>
-        </w:rPr>
-        <w:t>shift+</w:t>
-      </w:r>
-      <w:r>
-        <w:rPr>
-          <w:color w:val="FF0000"/>
-        </w:rPr>
-        <w:t xml:space="preserve">U </w:t>
-      </w:r>
-      <w:r>
-        <w:rPr>
-          <w:rFonts w:hint="eastAsia"/>
-          <w:color w:val="FF0000"/>
-        </w:rPr>
-        <w:t>字母大小切换</w:t>
-      </w:r>
-    </w:p>
-    <w:p>
-      <w:pPr>
-        <w:pStyle w:val="2"/>
-        <w:rPr>
-          <w:rFonts w:ascii="Verdana" w:hAnsi="Verdana"/>
-          <w:color w:val="333333"/>
-          <w:sz w:val="21"/>
-          <w:szCs w:val="21"/>
-          <w:shd w:val="clear" w:color="auto" w:fill="FFFFFF"/>
-        </w:rPr>
-      </w:pPr>
-      <w:r>
-        <w:rPr>
-          <w:rFonts w:hint="eastAsia"/>
-        </w:rPr>
-        <w:t>2</w:t>
-      </w:r>
-      <w:r>
-        <w:t>2</w:t>
-      </w:r>
-      <w:r>
-        <w:rPr>
-          <w:rFonts w:hint="eastAsia"/>
-        </w:rPr>
-        <w:t>、</w:t>
-      </w:r>
-      <w:r>
-        <w:rPr>
-          <w:rFonts w:hint="eastAsia"/>
-          <w:color w:val="FF0000"/>
-        </w:rPr>
-        <w:t>Ctril+</w:t>
-      </w:r>
-      <w:r>
-        <w:rPr>
-          <w:color w:val="FF0000"/>
-        </w:rPr>
-        <w:t>[ ]</w:t>
-      </w:r>
-      <w:r>
-        <w:rPr>
-          <w:rFonts w:ascii="Verdana" w:hAnsi="Verdana"/>
-          <w:color w:val="333333"/>
-          <w:szCs w:val="21"/>
-          <w:shd w:val="clear" w:color="auto" w:fill="FFFFFF"/>
-        </w:rPr>
-        <w:t xml:space="preserve"> </w:t>
-      </w:r>
-      <w:r>
-        <w:rPr>
-          <w:rFonts w:ascii="Verdana" w:hAnsi="Verdana"/>
-          <w:color w:val="333333"/>
-          <w:sz w:val="21"/>
-          <w:szCs w:val="21"/>
-          <w:shd w:val="clear" w:color="auto" w:fill="FFFFFF"/>
-        </w:rPr>
-        <w:t>可以跳到大括号的开头结尾</w:t>
-      </w:r>
-    </w:p>
-    <w:p>
-      <w:pPr>
-        <w:pStyle w:val="2"/>
-        <w:rPr>
-          <w:color w:val="FF0000"/>
-        </w:rPr>
-      </w:pPr>
-      <w:r>
-        <w:rPr>
-          <w:rFonts w:hint="eastAsia"/>
-        </w:rPr>
-        <w:t>23</w:t>
-      </w:r>
-      <w:r>
-        <w:rPr>
-          <w:rFonts w:hint="eastAsia"/>
-        </w:rPr>
-        <w:t>、上面开启一行</w:t>
-      </w:r>
-      <w:r>
-        <w:rPr>
-          <w:rFonts w:hint="eastAsia"/>
-        </w:rPr>
-        <w:t xml:space="preserve"> </w:t>
-      </w:r>
-      <w:r>
-        <w:rPr>
-          <w:rFonts w:hint="eastAsia"/>
-          <w:color w:val="FF0000"/>
-        </w:rPr>
-        <w:t>Ctrl+Alt+Enter</w:t>
-      </w:r>
-      <w:r>
-        <w:rPr>
-          <w:rFonts w:hint="eastAsia"/>
-        </w:rPr>
-        <w:t xml:space="preserve"> </w:t>
-      </w:r>
-      <w:r>
-        <w:rPr>
-          <w:rFonts w:hint="eastAsia"/>
-        </w:rPr>
-        <w:t>向下开启一行</w:t>
-      </w:r>
-      <w:r>
-        <w:rPr>
-          <w:rFonts w:hint="eastAsia"/>
-          <w:color w:val="FF0000"/>
-        </w:rPr>
-        <w:t>Shift+Enter</w:t>
-      </w:r>
-    </w:p>
-    <w:p/>
-    <w:p>
-      <w:pPr>
-        <w:pStyle w:val="1"/>
-      </w:pPr>
-      <w:r>
-        <w:t>7</w:t>
-      </w:r>
-      <w:r>
-        <w:t>.</w:t>
-      </w:r>
-      <w:r>
-        <w:t>自动形成变量</w:t>
-      </w:r>
-    </w:p>
-    <w:p>
-      <w:pPr>
-        <w:pStyle w:val="3"/>
-      </w:pPr>
-      <w:r>
-        <w:t>例如</w:t>
-      </w:r>
-      <w:r>
-        <w:rPr>
-          <w:rFonts w:hint="eastAsia"/>
-        </w:rPr>
-        <w:t xml:space="preserve"> get</w:t>
-      </w:r>
-      <w:r>
-        <w:t xml:space="preserve">Id().var() </w:t>
-      </w:r>
-      <w:r>
-        <w:t>回车</w:t>
-      </w:r>
-    </w:p>
-    <w:p/>
-    <w:p/>
-    <w:p/>
-    <w:p/>
-    <w:p/>
-    <w:p/>
-    <w:p/>
-    <w:p/>
-    <w:p>
-      <w:pPr>
-        <w:pStyle w:val="1"/>
-      </w:pPr>
-      <w:r>
-        <w:rPr>
-          <w:rFonts w:hint="eastAsia"/>
-        </w:rPr>
-        <w:t>8</w:t>
-      </w:r>
-      <w:r>
-        <w:rPr>
-          <w:rFonts w:hint="eastAsia"/>
-        </w:rPr>
-        <w:t>、</w:t>
-      </w:r>
-      <w:r>
-        <w:t>双击变量颜色设置</w:t>
-      </w:r>
-    </w:p>
-    <w:p>
-      <w:pPr>
-        <w:pStyle w:val="2"/>
-      </w:pPr>
-      <w:r>
-        <w:rPr>
-          <w:rFonts w:hint="eastAsia"/>
-        </w:rPr>
-        <w:t>1</w:t>
-      </w:r>
-      <w:r>
-        <w:rPr>
-          <w:rFonts w:hint="eastAsia"/>
-        </w:rPr>
-        <w:t>、</w:t>
-      </w:r>
-      <w:r>
-        <w:t>选中方法颜色</w:t>
-      </w:r>
-    </w:p>
-    <w:p>
+        <w:t>每行显示变量值，下面的那个数字鼠标移动到变量上多长时间显示变量值</w:t>
+      </w:r>
+      <w:bookmarkStart w:id="0" w:name="_GoBack"/>
+      <w:bookmarkEnd w:id="0"/>
+    </w:p>
+    <w:p>
+      <w:pPr>
+        <w:rPr>
+          <w:rFonts w:hint="eastAsia"/>
+        </w:rPr>
+      </w:pPr>
       <w:r>
         <w:rPr>
           <w:noProof/>
         </w:rPr>
         <w:drawing>
-          <wp:inline distT="0" distB="0" distL="0" distR="0" wp14:anchorId="3F146F30" wp14:editId="20B9F1D4">
-            <wp:extent cx="5274310" cy="2503170"/>
+          <wp:inline distT="0" distB="0" distL="0" distR="0" wp14:anchorId="16EED07C" wp14:editId="49DB2FF3">
+            <wp:extent cx="5274310" cy="3241040"/>
             <wp:effectExtent l="0" t="0" r="2540" b="0"/>
-            <wp:docPr id="22" name="图片 22"/>
+            <wp:docPr id="37" name="图片 37"/>
             <wp:cNvGraphicFramePr>
               <a:graphicFrameLocks xmlns:a="http://schemas.openxmlformats.org/drawingml/2006/main" noChangeAspect="1"/>
             </wp:cNvGraphicFramePr>
@@ -5200,7 +4422,7 @@
                   <pic:spPr>
                     <a:xfrm>
                       <a:off x="0" y="0"/>
-                      <a:ext cx="5274310" cy="2503170"/>
+                      <a:ext cx="5274310" cy="3241040"/>
                     </a:xfrm>
                     <a:prstGeom prst="rect">
                       <a:avLst/>
@@ -5213,26 +4435,794 @@
         </w:drawing>
       </w:r>
     </w:p>
-    <w:p/>
+    <w:p>
+      <w:pPr>
+        <w:pStyle w:val="3"/>
+      </w:pPr>
+      <w:r>
+        <w:rPr>
+          <w:rFonts w:hint="eastAsia"/>
+        </w:rPr>
+        <w:lastRenderedPageBreak/>
+        <w:t>a</w:t>
+      </w:r>
+      <w:r>
+        <w:t xml:space="preserve">lt+F8 </w:t>
+      </w:r>
+      <w:r>
+        <w:rPr>
+          <w:rFonts w:hint="eastAsia"/>
+        </w:rPr>
+        <w:t>搜索某个变量的值</w:t>
+      </w:r>
+    </w:p>
     <w:p>
       <w:pPr>
         <w:pStyle w:val="2"/>
-      </w:pPr>
-      <w:r>
-        <w:rPr>
-          <w:rFonts w:hint="eastAsia"/>
-        </w:rPr>
-        <w:lastRenderedPageBreak/>
+        <w:rPr>
+          <w:color w:val="FF0000"/>
+        </w:rPr>
+      </w:pPr>
+      <w:r>
+        <w:rPr>
+          <w:rFonts w:hint="eastAsia"/>
+          <w:color w:val="FF0000"/>
+          <w:highlight w:val="yellow"/>
+        </w:rPr>
+        <w:t>13</w:t>
+      </w:r>
+      <w:r>
+        <w:rPr>
+          <w:rFonts w:hint="eastAsia"/>
+          <w:color w:val="FF0000"/>
+          <w:highlight w:val="yellow"/>
+        </w:rPr>
+        <w:t>、</w:t>
+      </w:r>
+      <w:r>
+        <w:rPr>
+          <w:rFonts w:hint="eastAsia"/>
+          <w:color w:val="FF0000"/>
+          <w:highlight w:val="yellow"/>
+        </w:rPr>
+        <w:t xml:space="preserve">ctrl+alt+o </w:t>
+      </w:r>
+      <w:r>
+        <w:rPr>
+          <w:rFonts w:hint="eastAsia"/>
+          <w:color w:val="FF0000"/>
+          <w:highlight w:val="yellow"/>
+        </w:rPr>
+        <w:t>清除不使用的</w:t>
+      </w:r>
+      <w:r>
+        <w:rPr>
+          <w:rFonts w:hint="eastAsia"/>
+          <w:color w:val="FF0000"/>
+          <w:highlight w:val="yellow"/>
+        </w:rPr>
+        <w:t>import</w:t>
+      </w:r>
+      <w:r>
+        <w:rPr>
+          <w:rFonts w:hint="eastAsia"/>
+          <w:color w:val="FF0000"/>
+          <w:highlight w:val="yellow"/>
+        </w:rPr>
+        <w:t>包</w:t>
+      </w:r>
+    </w:p>
+    <w:p>
+      <w:pPr>
+        <w:pStyle w:val="2"/>
+        <w:rPr>
+          <w:color w:val="FF0000"/>
+        </w:rPr>
+      </w:pPr>
+      <w:r>
+        <w:rPr>
+          <w:rFonts w:hint="eastAsia"/>
+          <w:color w:val="FF0000"/>
+          <w:highlight w:val="yellow"/>
+        </w:rPr>
+        <w:t>14</w:t>
+      </w:r>
+      <w:r>
+        <w:rPr>
+          <w:rFonts w:hint="eastAsia"/>
+          <w:color w:val="FF0000"/>
+          <w:highlight w:val="yellow"/>
+        </w:rPr>
+        <w:t>、</w:t>
+      </w:r>
+      <w:r>
+        <w:rPr>
+          <w:rFonts w:hint="eastAsia"/>
+          <w:color w:val="FF0000"/>
+          <w:highlight w:val="yellow"/>
+        </w:rPr>
+        <w:t>alt</w:t>
+      </w:r>
+      <w:r>
+        <w:rPr>
+          <w:rFonts w:hint="eastAsia"/>
+          <w:color w:val="FF0000"/>
+          <w:highlight w:val="yellow"/>
+        </w:rPr>
+        <w:t>+7</w:t>
+      </w:r>
+      <w:r>
+        <w:rPr>
+          <w:rFonts w:hint="eastAsia"/>
+          <w:color w:val="FF0000"/>
+          <w:highlight w:val="yellow"/>
+        </w:rPr>
+        <w:t>或者</w:t>
+      </w:r>
+      <w:r>
+        <w:rPr>
+          <w:rFonts w:hint="eastAsia"/>
+          <w:color w:val="FF0000"/>
+          <w:highlight w:val="yellow"/>
+        </w:rPr>
+        <w:t>（</w:t>
+      </w:r>
+      <w:r>
+        <w:rPr>
+          <w:rFonts w:hint="eastAsia"/>
+          <w:color w:val="FF0000"/>
+          <w:highlight w:val="yellow"/>
+        </w:rPr>
+        <w:t>ctrl+f12</w:t>
+      </w:r>
+      <w:r>
+        <w:rPr>
+          <w:rFonts w:hint="eastAsia"/>
+          <w:color w:val="FF0000"/>
+          <w:highlight w:val="yellow"/>
+        </w:rPr>
+        <w:t>）</w:t>
+      </w:r>
+      <w:r>
+        <w:rPr>
+          <w:rFonts w:hint="eastAsia"/>
+          <w:color w:val="FF0000"/>
+          <w:highlight w:val="yellow"/>
+        </w:rPr>
+        <w:t>显示类中的方法</w:t>
+      </w:r>
+    </w:p>
+    <w:p>
+      <w:pPr>
+        <w:pStyle w:val="2"/>
+      </w:pPr>
+      <w:r>
+        <w:rPr>
+          <w:rFonts w:hint="eastAsia"/>
+        </w:rPr>
+        <w:t>15</w:t>
+      </w:r>
+      <w:r>
+        <w:rPr>
+          <w:rFonts w:hint="eastAsia"/>
+        </w:rPr>
+        <w:t>、</w:t>
+      </w:r>
+      <w:r>
+        <w:rPr>
+          <w:rFonts w:hint="eastAsia"/>
+        </w:rPr>
+        <w:t>方法合并</w:t>
+      </w:r>
+    </w:p>
+    <w:p>
+      <w:pPr>
+        <w:pStyle w:val="3"/>
+        <w:rPr>
+          <w:color w:val="FF0000"/>
+          <w:shd w:val="clear" w:color="auto" w:fill="F8FEEE"/>
+        </w:rPr>
+      </w:pPr>
+      <w:r>
+        <w:rPr>
+          <w:rFonts w:hint="eastAsia"/>
+          <w:color w:val="FF0000"/>
+          <w:highlight w:val="yellow"/>
+          <w:shd w:val="clear" w:color="auto" w:fill="F8FEEE"/>
+        </w:rPr>
+        <w:t>合并所有：</w:t>
+      </w:r>
+      <w:r>
+        <w:rPr>
+          <w:rFonts w:hint="eastAsia"/>
+          <w:color w:val="FF0000"/>
+          <w:highlight w:val="yellow"/>
+          <w:shd w:val="clear" w:color="auto" w:fill="F8FEEE"/>
+        </w:rPr>
+        <w:t xml:space="preserve">ctrl shift + </w:t>
+      </w:r>
+      <w:r>
+        <w:rPr>
+          <w:rFonts w:hint="eastAsia"/>
+          <w:color w:val="FF0000"/>
+          <w:highlight w:val="yellow"/>
+          <w:shd w:val="clear" w:color="auto" w:fill="F8FEEE"/>
+        </w:rPr>
+        <w:t>；</w:t>
+      </w:r>
+    </w:p>
+    <w:p>
+      <w:pPr>
+        <w:pStyle w:val="3"/>
+        <w:rPr>
+          <w:shd w:val="clear" w:color="auto" w:fill="F8FEEE"/>
+        </w:rPr>
+      </w:pPr>
+      <w:r>
+        <w:rPr>
+          <w:rFonts w:hint="eastAsia"/>
+          <w:shd w:val="clear" w:color="auto" w:fill="F8FEEE"/>
+        </w:rPr>
+        <w:t>展开所有：</w:t>
+      </w:r>
+      <w:r>
+        <w:rPr>
+          <w:rFonts w:hint="eastAsia"/>
+          <w:shd w:val="clear" w:color="auto" w:fill="F8FEEE"/>
+        </w:rPr>
+        <w:t xml:space="preserve">ctrl shift - </w:t>
+      </w:r>
+      <w:r>
+        <w:rPr>
+          <w:rFonts w:hint="eastAsia"/>
+          <w:shd w:val="clear" w:color="auto" w:fill="F8FEEE"/>
+        </w:rPr>
+        <w:t>；</w:t>
+      </w:r>
+    </w:p>
+    <w:p>
+      <w:pPr>
+        <w:pStyle w:val="3"/>
+        <w:rPr>
+          <w:shd w:val="clear" w:color="auto" w:fill="F8FEEE"/>
+        </w:rPr>
+      </w:pPr>
+      <w:r>
+        <w:rPr>
+          <w:rFonts w:hint="eastAsia"/>
+          <w:shd w:val="clear" w:color="auto" w:fill="F8FEEE"/>
+        </w:rPr>
+        <w:t>合并光标所在行：</w:t>
+      </w:r>
+      <w:r>
+        <w:rPr>
+          <w:rFonts w:hint="eastAsia"/>
+          <w:shd w:val="clear" w:color="auto" w:fill="F8FEEE"/>
+        </w:rPr>
+        <w:t xml:space="preserve">ctrl + </w:t>
+      </w:r>
+      <w:r>
+        <w:rPr>
+          <w:rFonts w:hint="eastAsia"/>
+          <w:shd w:val="clear" w:color="auto" w:fill="F8FEEE"/>
+        </w:rPr>
+        <w:t>；</w:t>
+      </w:r>
+    </w:p>
+    <w:p>
+      <w:pPr>
+        <w:pStyle w:val="3"/>
+        <w:rPr>
+          <w:shd w:val="clear" w:color="auto" w:fill="F8FEEE"/>
+        </w:rPr>
+      </w:pPr>
+      <w:r>
+        <w:rPr>
+          <w:rFonts w:hint="eastAsia"/>
+          <w:shd w:val="clear" w:color="auto" w:fill="F8FEEE"/>
+        </w:rPr>
+        <w:t>展开光标所在行：</w:t>
+      </w:r>
+      <w:r>
+        <w:rPr>
+          <w:rFonts w:hint="eastAsia"/>
+          <w:shd w:val="clear" w:color="auto" w:fill="F8FEEE"/>
+        </w:rPr>
+        <w:t xml:space="preserve">ctrl - </w:t>
+      </w:r>
+      <w:r>
+        <w:rPr>
+          <w:rFonts w:hint="eastAsia"/>
+          <w:shd w:val="clear" w:color="auto" w:fill="F8FEEE"/>
+        </w:rPr>
+        <w:t>；</w:t>
+      </w:r>
+    </w:p>
+    <w:p>
+      <w:pPr>
+        <w:pStyle w:val="2"/>
+      </w:pPr>
+      <w:r>
+        <w:rPr>
+          <w:rFonts w:hint="eastAsia"/>
+          <w:highlight w:val="yellow"/>
+        </w:rPr>
+        <w:t>16</w:t>
+      </w:r>
+      <w:r>
+        <w:rPr>
+          <w:rFonts w:hint="eastAsia"/>
+          <w:highlight w:val="yellow"/>
+        </w:rPr>
+        <w:t>、</w:t>
+      </w:r>
+      <w:r>
+        <w:rPr>
+          <w:rFonts w:hint="eastAsia"/>
+          <w:highlight w:val="yellow"/>
+        </w:rPr>
+        <w:t xml:space="preserve">ctrl+shift+8 </w:t>
+      </w:r>
+      <w:r>
+        <w:rPr>
+          <w:rFonts w:hint="eastAsia"/>
+          <w:highlight w:val="yellow"/>
+        </w:rPr>
+        <w:t>竖向选择代码</w:t>
+      </w:r>
+      <w:r>
+        <w:rPr>
+          <w:rFonts w:hint="eastAsia"/>
+        </w:rPr>
+        <w:t xml:space="preserve"> </w:t>
+      </w:r>
+    </w:p>
+    <w:p>
+      <w:pPr>
+        <w:pStyle w:val="2"/>
+      </w:pPr>
+      <w:r>
+        <w:rPr>
+          <w:rFonts w:hint="eastAsia"/>
+        </w:rPr>
+        <w:t>17</w:t>
+      </w:r>
+      <w:r>
+        <w:rPr>
+          <w:rFonts w:hint="eastAsia"/>
+        </w:rPr>
+        <w:t>、清除换行（正则表达式替换</w:t>
+      </w:r>
+      <w:r>
+        <w:rPr>
+          <w:rFonts w:hint="eastAsia"/>
+        </w:rPr>
+        <w:t xml:space="preserve"> \b </w:t>
+      </w:r>
+      <w:r>
+        <w:rPr>
+          <w:rFonts w:hint="eastAsia"/>
+        </w:rPr>
+        <w:t>替换为</w:t>
+      </w:r>
+      <w:r>
+        <w:rPr>
+          <w:rFonts w:hint="eastAsia"/>
+        </w:rPr>
+        <w:t xml:space="preserve"> </w:t>
+      </w:r>
+      <w:r>
+        <w:rPr>
+          <w:rFonts w:hint="eastAsia"/>
+        </w:rPr>
+        <w:t>空格（不填））</w:t>
+      </w:r>
+    </w:p>
+    <w:p>
+      <w:pPr>
+        <w:pStyle w:val="2"/>
+        <w:rPr>
+          <w:color w:val="FF0000"/>
+        </w:rPr>
+      </w:pPr>
+      <w:r>
+        <w:rPr>
+          <w:rFonts w:hint="eastAsia"/>
+          <w:color w:val="FF0000"/>
+          <w:highlight w:val="yellow"/>
+        </w:rPr>
+        <w:t>18</w:t>
+      </w:r>
+      <w:r>
+        <w:rPr>
+          <w:rFonts w:hint="eastAsia"/>
+          <w:color w:val="FF0000"/>
+          <w:highlight w:val="yellow"/>
+        </w:rPr>
+        <w:t>、</w:t>
+      </w:r>
+      <w:r>
+        <w:rPr>
+          <w:rFonts w:hint="eastAsia"/>
+          <w:color w:val="FF0000"/>
+          <w:highlight w:val="yellow"/>
+        </w:rPr>
+        <w:t xml:space="preserve">Ctrl+F6 </w:t>
+      </w:r>
+      <w:r>
+        <w:rPr>
+          <w:rFonts w:hint="eastAsia"/>
+          <w:color w:val="FF0000"/>
+          <w:highlight w:val="yellow"/>
+        </w:rPr>
+        <w:t>全局修改方法参数名字</w:t>
+      </w:r>
+      <w:r>
+        <w:rPr>
+          <w:rFonts w:hint="eastAsia"/>
+          <w:color w:val="FF0000"/>
+        </w:rPr>
+        <w:t>以及添加参数</w:t>
+      </w:r>
+    </w:p>
+    <w:p>
+      <w:pPr>
+        <w:pStyle w:val="2"/>
+        <w:rPr>
+          <w:color w:val="FF0000"/>
+        </w:rPr>
+      </w:pPr>
+      <w:r>
+        <w:rPr>
+          <w:rFonts w:hint="eastAsia"/>
+          <w:color w:val="FF0000"/>
+          <w:highlight w:val="yellow"/>
+        </w:rPr>
+        <w:t>19</w:t>
+      </w:r>
+      <w:r>
+        <w:rPr>
+          <w:rFonts w:hint="eastAsia"/>
+          <w:color w:val="FF0000"/>
+          <w:highlight w:val="yellow"/>
+        </w:rPr>
+        <w:t>、添加</w:t>
+      </w:r>
+      <w:r>
+        <w:rPr>
+          <w:rFonts w:hint="eastAsia"/>
+          <w:color w:val="FF0000"/>
+          <w:highlight w:val="yellow"/>
+        </w:rPr>
+        <w:t>test</w:t>
+      </w:r>
+      <w:r>
+        <w:rPr>
+          <w:rFonts w:hint="eastAsia"/>
+          <w:color w:val="FF0000"/>
+          <w:highlight w:val="yellow"/>
+        </w:rPr>
+        <w:t>方法</w:t>
+      </w:r>
+      <w:r>
+        <w:rPr>
+          <w:rFonts w:hint="eastAsia"/>
+          <w:color w:val="FF0000"/>
+          <w:highlight w:val="yellow"/>
+        </w:rPr>
+        <w:t xml:space="preserve"> ctrl+enter</w:t>
+      </w:r>
+    </w:p>
+    <w:p>
+      <w:pPr>
+        <w:pStyle w:val="2"/>
+        <w:rPr>
+          <w:color w:val="FF0000"/>
+        </w:rPr>
+      </w:pPr>
+      <w:r>
+        <w:rPr>
+          <w:rFonts w:hint="eastAsia"/>
+          <w:color w:val="FF0000"/>
+          <w:highlight w:val="yellow"/>
+        </w:rPr>
+        <w:t>20</w:t>
+      </w:r>
+      <w:r>
+        <w:rPr>
+          <w:rFonts w:hint="eastAsia"/>
+          <w:color w:val="FF0000"/>
+          <w:highlight w:val="yellow"/>
+        </w:rPr>
+        <w:t>.</w:t>
+      </w:r>
+      <w:r>
+        <w:rPr>
+          <w:rFonts w:hint="eastAsia"/>
+          <w:color w:val="FF0000"/>
+          <w:highlight w:val="yellow"/>
+        </w:rPr>
+        <w:t>、</w:t>
+      </w:r>
+      <w:r>
+        <w:rPr>
+          <w:rFonts w:hint="eastAsia"/>
+          <w:color w:val="FF0000"/>
+          <w:highlight w:val="yellow"/>
+        </w:rPr>
+        <w:t>Ctrl+G</w:t>
+      </w:r>
+      <w:r>
+        <w:rPr>
+          <w:rFonts w:hint="eastAsia"/>
+          <w:color w:val="FF0000"/>
+        </w:rPr>
+        <w:t xml:space="preserve"> </w:t>
+      </w:r>
+      <w:r>
+        <w:rPr>
+          <w:rFonts w:hint="eastAsia"/>
+          <w:color w:val="FF0000"/>
+          <w:highlight w:val="yellow"/>
+        </w:rPr>
+        <w:t>查看第几行</w:t>
+      </w:r>
+      <w:r>
+        <w:rPr>
+          <w:rFonts w:hint="eastAsia"/>
+          <w:color w:val="FF0000"/>
+          <w:highlight w:val="yellow"/>
+        </w:rPr>
+        <w:t xml:space="preserve"> </w:t>
+      </w:r>
+    </w:p>
+    <w:p>
+      <w:pPr>
+        <w:pStyle w:val="2"/>
+        <w:rPr>
+          <w:color w:val="FF0000"/>
+        </w:rPr>
+      </w:pPr>
+      <w:r>
+        <w:rPr>
+          <w:rFonts w:hint="eastAsia"/>
+        </w:rPr>
         <w:t>2</w:t>
       </w:r>
       <w:r>
+        <w:t>1</w:t>
+      </w:r>
+      <w:r>
         <w:rPr>
           <w:rFonts w:hint="eastAsia"/>
         </w:rPr>
         <w:t>、</w:t>
       </w:r>
       <w:r>
-        <w:t>变量颜色</w:t>
+        <w:rPr>
+          <w:rFonts w:hint="eastAsia"/>
+        </w:rPr>
+        <w:t>C</w:t>
+      </w:r>
+      <w:r>
+        <w:rPr>
+          <w:color w:val="FF0000"/>
+        </w:rPr>
+        <w:t>trl+</w:t>
+      </w:r>
+      <w:r>
+        <w:rPr>
+          <w:rFonts w:hint="eastAsia"/>
+          <w:color w:val="FF0000"/>
+        </w:rPr>
+        <w:t>shift+</w:t>
+      </w:r>
+      <w:r>
+        <w:rPr>
+          <w:color w:val="FF0000"/>
+        </w:rPr>
+        <w:t xml:space="preserve">U </w:t>
+      </w:r>
+      <w:r>
+        <w:rPr>
+          <w:rFonts w:hint="eastAsia"/>
+          <w:color w:val="FF0000"/>
+        </w:rPr>
+        <w:t>字母大小切换</w:t>
+      </w:r>
+    </w:p>
+    <w:p>
+      <w:pPr>
+        <w:pStyle w:val="2"/>
+        <w:rPr>
+          <w:rFonts w:ascii="Verdana" w:hAnsi="Verdana"/>
+          <w:color w:val="333333"/>
+          <w:sz w:val="21"/>
+          <w:szCs w:val="21"/>
+          <w:shd w:val="clear" w:color="auto" w:fill="FFFFFF"/>
+        </w:rPr>
+      </w:pPr>
+      <w:r>
+        <w:rPr>
+          <w:rFonts w:hint="eastAsia"/>
+        </w:rPr>
+        <w:t>2</w:t>
+      </w:r>
+      <w:r>
+        <w:t>2</w:t>
+      </w:r>
+      <w:r>
+        <w:rPr>
+          <w:rFonts w:hint="eastAsia"/>
+        </w:rPr>
+        <w:t>、</w:t>
+      </w:r>
+      <w:r>
+        <w:rPr>
+          <w:rFonts w:hint="eastAsia"/>
+          <w:color w:val="FF0000"/>
+        </w:rPr>
+        <w:t>Ctril+</w:t>
+      </w:r>
+      <w:r>
+        <w:rPr>
+          <w:color w:val="FF0000"/>
+        </w:rPr>
+        <w:t>[ ]</w:t>
+      </w:r>
+      <w:r>
+        <w:rPr>
+          <w:rFonts w:ascii="Verdana" w:hAnsi="Verdana"/>
+          <w:color w:val="333333"/>
+          <w:szCs w:val="21"/>
+          <w:shd w:val="clear" w:color="auto" w:fill="FFFFFF"/>
+        </w:rPr>
+        <w:t xml:space="preserve"> </w:t>
+      </w:r>
+      <w:r>
+        <w:rPr>
+          <w:rFonts w:ascii="Verdana" w:hAnsi="Verdana"/>
+          <w:color w:val="333333"/>
+          <w:sz w:val="21"/>
+          <w:szCs w:val="21"/>
+          <w:shd w:val="clear" w:color="auto" w:fill="FFFFFF"/>
+        </w:rPr>
+        <w:t>可以跳到大括号的开头结尾</w:t>
+      </w:r>
+    </w:p>
+    <w:p>
+      <w:pPr>
+        <w:pStyle w:val="2"/>
+        <w:rPr>
+          <w:color w:val="FF0000"/>
+        </w:rPr>
+      </w:pPr>
+      <w:r>
+        <w:rPr>
+          <w:rFonts w:hint="eastAsia"/>
+        </w:rPr>
+        <w:t>23</w:t>
+      </w:r>
+      <w:r>
+        <w:rPr>
+          <w:rFonts w:hint="eastAsia"/>
+        </w:rPr>
+        <w:t>、上面开启一行</w:t>
+      </w:r>
+      <w:r>
+        <w:rPr>
+          <w:rFonts w:hint="eastAsia"/>
+        </w:rPr>
+        <w:t xml:space="preserve"> </w:t>
+      </w:r>
+      <w:r>
+        <w:rPr>
+          <w:rFonts w:hint="eastAsia"/>
+          <w:color w:val="FF0000"/>
+        </w:rPr>
+        <w:t>Ctrl+Alt+Enter</w:t>
+      </w:r>
+      <w:r>
+        <w:rPr>
+          <w:rFonts w:hint="eastAsia"/>
+        </w:rPr>
+        <w:t xml:space="preserve"> </w:t>
+      </w:r>
+      <w:r>
+        <w:rPr>
+          <w:rFonts w:hint="eastAsia"/>
+        </w:rPr>
+        <w:t>向下开启一行</w:t>
+      </w:r>
+      <w:r>
+        <w:rPr>
+          <w:rFonts w:hint="eastAsia"/>
+          <w:color w:val="FF0000"/>
+        </w:rPr>
+        <w:t>Shift+Enter</w:t>
+      </w:r>
+    </w:p>
+    <w:p/>
+    <w:p>
+      <w:pPr>
+        <w:pStyle w:val="1"/>
+      </w:pPr>
+      <w:r>
+        <w:t>7</w:t>
+      </w:r>
+      <w:r>
+        <w:t>.</w:t>
+      </w:r>
+      <w:r>
+        <w:t>自动形成变量</w:t>
+      </w:r>
+    </w:p>
+    <w:p>
+      <w:pPr>
+        <w:pStyle w:val="3"/>
+      </w:pPr>
+      <w:r>
+        <w:t>例如</w:t>
+      </w:r>
+      <w:r>
+        <w:rPr>
+          <w:rFonts w:hint="eastAsia"/>
+        </w:rPr>
+        <w:t xml:space="preserve"> get</w:t>
+      </w:r>
+      <w:r>
+        <w:t xml:space="preserve">Id().var() </w:t>
+      </w:r>
+      <w:r>
+        <w:t>回车</w:t>
+      </w:r>
+    </w:p>
+    <w:p/>
+    <w:p/>
+    <w:p/>
+    <w:p/>
+    <w:p/>
+    <w:p/>
+    <w:p/>
+    <w:p/>
+    <w:p>
+      <w:pPr>
+        <w:pStyle w:val="1"/>
+      </w:pPr>
+      <w:r>
+        <w:rPr>
+          <w:rFonts w:hint="eastAsia"/>
+        </w:rPr>
+        <w:t>8</w:t>
+      </w:r>
+      <w:r>
+        <w:rPr>
+          <w:rFonts w:hint="eastAsia"/>
+        </w:rPr>
+        <w:t>、</w:t>
+      </w:r>
+      <w:r>
+        <w:t>双击变量颜色设置</w:t>
+      </w:r>
+    </w:p>
+    <w:p>
+      <w:pPr>
+        <w:pStyle w:val="2"/>
+      </w:pPr>
+      <w:r>
+        <w:rPr>
+          <w:rFonts w:hint="eastAsia"/>
+        </w:rPr>
+        <w:t>1</w:t>
+      </w:r>
+      <w:r>
+        <w:rPr>
+          <w:rFonts w:hint="eastAsia"/>
+        </w:rPr>
+        <w:t>、</w:t>
+      </w:r>
+      <w:r>
+        <w:t>选中方法颜色</w:t>
       </w:r>
     </w:p>
     <w:p>
@@ -5241,10 +5231,10 @@
           <w:noProof/>
         </w:rPr>
         <w:drawing>
-          <wp:inline distT="0" distB="0" distL="0" distR="0" wp14:anchorId="6CFEC53D" wp14:editId="44510C24">
-            <wp:extent cx="5274310" cy="1833245"/>
+          <wp:inline distT="0" distB="0" distL="0" distR="0" wp14:anchorId="3F146F30" wp14:editId="20B9F1D4">
+            <wp:extent cx="5274310" cy="2503170"/>
             <wp:effectExtent l="0" t="0" r="2540" b="0"/>
-            <wp:docPr id="23" name="图片 23"/>
+            <wp:docPr id="22" name="图片 22"/>
             <wp:cNvGraphicFramePr>
               <a:graphicFrameLocks xmlns:a="http://schemas.openxmlformats.org/drawingml/2006/main" noChangeAspect="1"/>
             </wp:cNvGraphicFramePr>
@@ -5264,7 +5254,7 @@
                   <pic:spPr>
                     <a:xfrm>
                       <a:off x="0" y="0"/>
-                      <a:ext cx="5274310" cy="1833245"/>
+                      <a:ext cx="5274310" cy="2503170"/>
                     </a:xfrm>
                     <a:prstGeom prst="rect">
                       <a:avLst/>
@@ -5280,13 +5270,14 @@
     <w:p/>
     <w:p>
       <w:pPr>
-        <w:pStyle w:val="1"/>
-      </w:pPr>
-      <w:r>
-        <w:rPr>
-          <w:rFonts w:hint="eastAsia"/>
-        </w:rPr>
-        <w:t>9</w:t>
+        <w:pStyle w:val="2"/>
+      </w:pPr>
+      <w:r>
+        <w:rPr>
+          <w:rFonts w:hint="eastAsia"/>
+        </w:rPr>
+        <w:lastRenderedPageBreak/>
+        <w:t>2</w:t>
       </w:r>
       <w:r>
         <w:rPr>
@@ -5295,41 +5286,19 @@
         <w:t>、</w:t>
       </w:r>
       <w:r>
-        <w:rPr>
-          <w:rFonts w:hint="eastAsia"/>
-        </w:rPr>
-        <w:t>ctrl</w:t>
-      </w:r>
-      <w:r>
-        <w:t xml:space="preserve"> </w:t>
-      </w:r>
-      <w:r>
-        <w:rPr>
-          <w:rFonts w:hint="eastAsia"/>
-        </w:rPr>
-        <w:t>/</w:t>
-      </w:r>
-      <w:r>
-        <w:t xml:space="preserve"> </w:t>
-      </w:r>
-      <w:r>
-        <w:rPr>
-          <w:rFonts w:hint="eastAsia"/>
-        </w:rPr>
-        <w:t>注释不显示在第一列</w:t>
-      </w:r>
-    </w:p>
-    <w:p/>
+        <w:t>变量颜色</w:t>
+      </w:r>
+    </w:p>
     <w:p>
       <w:r>
         <w:rPr>
           <w:noProof/>
         </w:rPr>
         <w:drawing>
-          <wp:inline distT="0" distB="0" distL="0" distR="0" wp14:anchorId="05F3864B" wp14:editId="69AB97A5">
-            <wp:extent cx="5274310" cy="4198620"/>
+          <wp:inline distT="0" distB="0" distL="0" distR="0" wp14:anchorId="6CFEC53D" wp14:editId="44510C24">
+            <wp:extent cx="5274310" cy="1833245"/>
             <wp:effectExtent l="0" t="0" r="2540" b="0"/>
-            <wp:docPr id="26" name="图片 26"/>
+            <wp:docPr id="23" name="图片 23"/>
             <wp:cNvGraphicFramePr>
               <a:graphicFrameLocks xmlns:a="http://schemas.openxmlformats.org/drawingml/2006/main" noChangeAspect="1"/>
             </wp:cNvGraphicFramePr>
@@ -5349,7 +5318,7 @@
                   <pic:spPr>
                     <a:xfrm>
                       <a:off x="0" y="0"/>
-                      <a:ext cx="5274310" cy="4198620"/>
+                      <a:ext cx="5274310" cy="1833245"/>
                     </a:xfrm>
                     <a:prstGeom prst="rect">
                       <a:avLst/>
@@ -5363,42 +5332,58 @@
       </w:r>
     </w:p>
     <w:p/>
-    <w:p/>
-    <w:p/>
     <w:p>
       <w:pPr>
         <w:pStyle w:val="1"/>
-        <w:shd w:val="clear" w:color="auto" w:fill="FFFFFF"/>
-        <w:spacing w:before="0" w:after="0"/>
-        <w:rPr>
-          <w:rFonts w:ascii="微软雅黑" w:eastAsia="微软雅黑" w:hAnsi="微软雅黑"/>
-          <w:color w:val="333333"/>
-          <w:kern w:val="36"/>
-          <w:sz w:val="36"/>
-          <w:szCs w:val="36"/>
-        </w:rPr>
-      </w:pPr>
-      <w:r>
-        <w:rPr>
-          <w:rFonts w:ascii="微软雅黑" w:eastAsia="微软雅黑" w:hAnsi="微软雅黑" w:hint="eastAsia"/>
-          <w:color w:val="333333"/>
-          <w:sz w:val="36"/>
-          <w:szCs w:val="36"/>
-        </w:rPr>
-        <w:lastRenderedPageBreak/>
-        <w:t>10、Mac 滚动条不显示</w:t>
-      </w:r>
-    </w:p>
+      </w:pPr>
+      <w:r>
+        <w:rPr>
+          <w:rFonts w:hint="eastAsia"/>
+        </w:rPr>
+        <w:t>9</w:t>
+      </w:r>
+      <w:r>
+        <w:rPr>
+          <w:rFonts w:hint="eastAsia"/>
+        </w:rPr>
+        <w:t>、</w:t>
+      </w:r>
+      <w:r>
+        <w:rPr>
+          <w:rFonts w:hint="eastAsia"/>
+        </w:rPr>
+        <w:t>ctrl</w:t>
+      </w:r>
+      <w:r>
+        <w:t xml:space="preserve"> </w:t>
+      </w:r>
+      <w:r>
+        <w:rPr>
+          <w:rFonts w:hint="eastAsia"/>
+        </w:rPr>
+        <w:t>/</w:t>
+      </w:r>
+      <w:r>
+        <w:t xml:space="preserve"> </w:t>
+      </w:r>
+      <w:r>
+        <w:rPr>
+          <w:rFonts w:hint="eastAsia"/>
+        </w:rPr>
+        <w:t>注释不显示在第一列</w:t>
+      </w:r>
+    </w:p>
+    <w:p/>
     <w:p>
       <w:r>
         <w:rPr>
           <w:noProof/>
         </w:rPr>
         <w:drawing>
-          <wp:inline distT="0" distB="0" distL="0" distR="0" wp14:anchorId="129D92D5" wp14:editId="7542E340">
-            <wp:extent cx="5274310" cy="4398645"/>
-            <wp:effectExtent l="0" t="0" r="8890" b="0"/>
-            <wp:docPr id="27" name="图片 27"/>
+          <wp:inline distT="0" distB="0" distL="0" distR="0" wp14:anchorId="05F3864B" wp14:editId="69AB97A5">
+            <wp:extent cx="5274310" cy="4198620"/>
+            <wp:effectExtent l="0" t="0" r="2540" b="0"/>
+            <wp:docPr id="26" name="图片 26"/>
             <wp:cNvGraphicFramePr>
               <a:graphicFrameLocks xmlns:a="http://schemas.openxmlformats.org/drawingml/2006/main" noChangeAspect="1"/>
             </wp:cNvGraphicFramePr>
@@ -5418,7 +5403,7 @@
                   <pic:spPr>
                     <a:xfrm>
                       <a:off x="0" y="0"/>
-                      <a:ext cx="5274310" cy="4398645"/>
+                      <a:ext cx="5274310" cy="4198620"/>
                     </a:xfrm>
                     <a:prstGeom prst="rect">
                       <a:avLst/>
@@ -5432,16 +5417,42 @@
       </w:r>
     </w:p>
     <w:p/>
+    <w:p/>
+    <w:p/>
+    <w:p>
+      <w:pPr>
+        <w:pStyle w:val="1"/>
+        <w:shd w:val="clear" w:color="auto" w:fill="FFFFFF"/>
+        <w:spacing w:before="0" w:after="0"/>
+        <w:rPr>
+          <w:rFonts w:ascii="微软雅黑" w:eastAsia="微软雅黑" w:hAnsi="微软雅黑"/>
+          <w:color w:val="333333"/>
+          <w:kern w:val="36"/>
+          <w:sz w:val="36"/>
+          <w:szCs w:val="36"/>
+        </w:rPr>
+      </w:pPr>
+      <w:r>
+        <w:rPr>
+          <w:rFonts w:ascii="微软雅黑" w:eastAsia="微软雅黑" w:hAnsi="微软雅黑" w:hint="eastAsia"/>
+          <w:color w:val="333333"/>
+          <w:sz w:val="36"/>
+          <w:szCs w:val="36"/>
+        </w:rPr>
+        <w:lastRenderedPageBreak/>
+        <w:t>10、Mac 滚动条不显示</w:t>
+      </w:r>
+    </w:p>
     <w:p>
       <w:r>
         <w:rPr>
           <w:noProof/>
         </w:rPr>
         <w:drawing>
-          <wp:inline distT="0" distB="0" distL="0" distR="0" wp14:anchorId="7E61FB31" wp14:editId="69D323E6">
-            <wp:extent cx="5274310" cy="3121025"/>
-            <wp:effectExtent l="0" t="0" r="8890" b="3175"/>
-            <wp:docPr id="28" name="图片 28"/>
+          <wp:inline distT="0" distB="0" distL="0" distR="0" wp14:anchorId="129D92D5" wp14:editId="7542E340">
+            <wp:extent cx="5274310" cy="4398645"/>
+            <wp:effectExtent l="0" t="0" r="8890" b="0"/>
+            <wp:docPr id="27" name="图片 27"/>
             <wp:cNvGraphicFramePr>
               <a:graphicFrameLocks xmlns:a="http://schemas.openxmlformats.org/drawingml/2006/main" noChangeAspect="1"/>
             </wp:cNvGraphicFramePr>
@@ -5461,7 +5472,7 @@
                   <pic:spPr>
                     <a:xfrm>
                       <a:off x="0" y="0"/>
-                      <a:ext cx="5274310" cy="3121025"/>
+                      <a:ext cx="5274310" cy="4398645"/>
                     </a:xfrm>
                     <a:prstGeom prst="rect">
                       <a:avLst/>
@@ -5475,68 +5486,16 @@
       </w:r>
     </w:p>
     <w:p/>
-    <w:p/>
-    <w:p/>
-    <w:p>
-      <w:pPr>
-        <w:pStyle w:val="1"/>
-        <w:shd w:val="clear" w:color="auto" w:fill="FFFFFF"/>
-        <w:spacing w:before="161" w:after="161"/>
-        <w:rPr>
-          <w:rFonts w:ascii="微软雅黑" w:eastAsia="微软雅黑" w:hAnsi="微软雅黑"/>
-          <w:kern w:val="36"/>
-          <w:sz w:val="36"/>
-          <w:szCs w:val="36"/>
-        </w:rPr>
-      </w:pPr>
-      <w:r>
-        <w:rPr>
-          <w:rFonts w:hint="eastAsia"/>
-        </w:rPr>
-        <w:t>11</w:t>
-      </w:r>
-      <w:r>
-        <w:rPr>
-          <w:rFonts w:hint="eastAsia"/>
-        </w:rPr>
-        <w:t>、</w:t>
-      </w:r>
-      <w:r>
-        <w:rPr>
-          <w:rFonts w:ascii="微软雅黑" w:eastAsia="微软雅黑" w:hAnsi="微软雅黑" w:hint="eastAsia"/>
-          <w:sz w:val="36"/>
-          <w:szCs w:val="36"/>
-        </w:rPr>
-        <w:t>自动</w:t>
-      </w:r>
-      <w:r>
-        <w:rPr>
-          <w:rFonts w:ascii="微软雅黑" w:eastAsia="微软雅黑" w:hAnsi="微软雅黑" w:hint="eastAsia"/>
-          <w:sz w:val="36"/>
-          <w:szCs w:val="36"/>
-        </w:rPr>
-        <w:t>导入和</w:t>
-      </w:r>
-      <w:r>
-        <w:rPr>
-          <w:rFonts w:ascii="微软雅黑" w:eastAsia="微软雅黑" w:hAnsi="微软雅黑" w:hint="eastAsia"/>
-          <w:sz w:val="36"/>
-          <w:szCs w:val="36"/>
-        </w:rPr>
-        <w:t>删除类中无用的import包</w:t>
-      </w:r>
-    </w:p>
-    <w:p/>
     <w:p>
       <w:r>
         <w:rPr>
           <w:noProof/>
         </w:rPr>
         <w:drawing>
-          <wp:inline distT="0" distB="0" distL="0" distR="0" wp14:anchorId="2955993F" wp14:editId="3BDCD799">
-            <wp:extent cx="5274310" cy="2428240"/>
-            <wp:effectExtent l="0" t="0" r="8890" b="10160"/>
-            <wp:docPr id="29" name="图片 29"/>
+          <wp:inline distT="0" distB="0" distL="0" distR="0" wp14:anchorId="7E61FB31" wp14:editId="69D323E6">
+            <wp:extent cx="5274310" cy="3121025"/>
+            <wp:effectExtent l="0" t="0" r="8890" b="3175"/>
+            <wp:docPr id="28" name="图片 28"/>
             <wp:cNvGraphicFramePr>
               <a:graphicFrameLocks xmlns:a="http://schemas.openxmlformats.org/drawingml/2006/main" noChangeAspect="1"/>
             </wp:cNvGraphicFramePr>
@@ -5556,6 +5515,101 @@
                   <pic:spPr>
                     <a:xfrm>
                       <a:off x="0" y="0"/>
+                      <a:ext cx="5274310" cy="3121025"/>
+                    </a:xfrm>
+                    <a:prstGeom prst="rect">
+                      <a:avLst/>
+                    </a:prstGeom>
+                  </pic:spPr>
+                </pic:pic>
+              </a:graphicData>
+            </a:graphic>
+          </wp:inline>
+        </w:drawing>
+      </w:r>
+    </w:p>
+    <w:p/>
+    <w:p/>
+    <w:p/>
+    <w:p>
+      <w:pPr>
+        <w:pStyle w:val="1"/>
+        <w:shd w:val="clear" w:color="auto" w:fill="FFFFFF"/>
+        <w:spacing w:before="161" w:after="161"/>
+        <w:rPr>
+          <w:rFonts w:ascii="微软雅黑" w:eastAsia="微软雅黑" w:hAnsi="微软雅黑"/>
+          <w:kern w:val="36"/>
+          <w:sz w:val="36"/>
+          <w:szCs w:val="36"/>
+        </w:rPr>
+      </w:pPr>
+      <w:r>
+        <w:rPr>
+          <w:rFonts w:hint="eastAsia"/>
+        </w:rPr>
+        <w:t>11</w:t>
+      </w:r>
+      <w:r>
+        <w:rPr>
+          <w:rFonts w:hint="eastAsia"/>
+        </w:rPr>
+        <w:t>、</w:t>
+      </w:r>
+      <w:r>
+        <w:rPr>
+          <w:rFonts w:ascii="微软雅黑" w:eastAsia="微软雅黑" w:hAnsi="微软雅黑" w:hint="eastAsia"/>
+          <w:sz w:val="36"/>
+          <w:szCs w:val="36"/>
+        </w:rPr>
+        <w:t>自动</w:t>
+      </w:r>
+      <w:r>
+        <w:rPr>
+          <w:rFonts w:ascii="微软雅黑" w:eastAsia="微软雅黑" w:hAnsi="微软雅黑" w:hint="eastAsia"/>
+          <w:sz w:val="36"/>
+          <w:szCs w:val="36"/>
+        </w:rPr>
+        <w:t>导入和</w:t>
+      </w:r>
+      <w:r>
+        <w:rPr>
+          <w:rFonts w:ascii="微软雅黑" w:eastAsia="微软雅黑" w:hAnsi="微软雅黑" w:hint="eastAsia"/>
+          <w:sz w:val="36"/>
+          <w:szCs w:val="36"/>
+        </w:rPr>
+        <w:t>删除类中无用的import包</w:t>
+      </w:r>
+    </w:p>
+    <w:p/>
+    <w:p>
+      <w:r>
+        <w:rPr>
+          <w:noProof/>
+        </w:rPr>
+        <w:drawing>
+          <wp:inline distT="0" distB="0" distL="0" distR="0" wp14:anchorId="2955993F" wp14:editId="3BDCD799">
+            <wp:extent cx="5274310" cy="2428240"/>
+            <wp:effectExtent l="0" t="0" r="8890" b="10160"/>
+            <wp:docPr id="29" name="图片 29"/>
+            <wp:cNvGraphicFramePr>
+              <a:graphicFrameLocks xmlns:a="http://schemas.openxmlformats.org/drawingml/2006/main" noChangeAspect="1"/>
+            </wp:cNvGraphicFramePr>
+            <a:graphic xmlns:a="http://schemas.openxmlformats.org/drawingml/2006/main">
+              <a:graphicData uri="http://schemas.openxmlformats.org/drawingml/2006/picture">
+                <pic:pic xmlns:pic="http://schemas.openxmlformats.org/drawingml/2006/picture">
+                  <pic:nvPicPr>
+                    <pic:cNvPr id="1" name=""/>
+                    <pic:cNvPicPr/>
+                  </pic:nvPicPr>
+                  <pic:blipFill>
+                    <a:blip r:embed="rId40"/>
+                    <a:stretch>
+                      <a:fillRect/>
+                    </a:stretch>
+                  </pic:blipFill>
+                  <pic:spPr>
+                    <a:xfrm>
+                      <a:off x="0" y="0"/>
                       <a:ext cx="5274310" cy="2428240"/>
                     </a:xfrm>
                     <a:prstGeom prst="rect">
@@ -5632,7 +5686,7 @@
                     <pic:cNvPicPr/>
                   </pic:nvPicPr>
                   <pic:blipFill>
-                    <a:blip r:embed="rId40"/>
+                    <a:blip r:embed="rId41"/>
                     <a:stretch>
                       <a:fillRect/>
                     </a:stretch>
@@ -5768,7 +5822,7 @@
                     </pic:cNvPicPr>
                   </pic:nvPicPr>
                   <pic:blipFill>
-                    <a:blip r:embed="rId41">
+                    <a:blip r:embed="rId42">
                       <a:extLst>
                         <a:ext uri="{28A0092B-C50C-407E-A947-70E740481C1C}">
                           <a14:useLocalDpi xmlns:a14="http://schemas.microsoft.com/office/drawing/2010/main" val="0"/>
@@ -5874,7 +5928,7 @@
                     </pic:cNvPicPr>
                   </pic:nvPicPr>
                   <pic:blipFill>
-                    <a:blip r:embed="rId42">
+                    <a:blip r:embed="rId43">
                       <a:extLst>
                         <a:ext uri="{28A0092B-C50C-407E-A947-70E740481C1C}">
                           <a14:useLocalDpi xmlns:a14="http://schemas.microsoft.com/office/drawing/2010/main" val="0"/>
@@ -6044,7 +6098,7 @@
                     </pic:cNvPicPr>
                   </pic:nvPicPr>
                   <pic:blipFill>
-                    <a:blip r:embed="rId43">
+                    <a:blip r:embed="rId44">
                       <a:extLst>
                         <a:ext uri="{28A0092B-C50C-407E-A947-70E740481C1C}">
                           <a14:useLocalDpi xmlns:a14="http://schemas.microsoft.com/office/drawing/2010/main" val="0"/>
@@ -6158,7 +6212,7 @@
                     <pic:cNvPicPr/>
                   </pic:nvPicPr>
                   <pic:blipFill>
-                    <a:blip r:embed="rId44"/>
+                    <a:blip r:embed="rId45"/>
                     <a:stretch>
                       <a:fillRect/>
                     </a:stretch>
@@ -6222,7 +6276,7 @@
                     <pic:cNvPicPr/>
                   </pic:nvPicPr>
                   <pic:blipFill>
-                    <a:blip r:embed="rId45"/>
+                    <a:blip r:embed="rId46"/>
                     <a:stretch>
                       <a:fillRect/>
                     </a:stretch>
@@ -6287,7 +6341,7 @@
                     <pic:cNvPicPr/>
                   </pic:nvPicPr>
                   <pic:blipFill>
-                    <a:blip r:embed="rId46"/>
+                    <a:blip r:embed="rId47"/>
                     <a:stretch>
                       <a:fillRect/>
                     </a:stretch>

--- a/_posts/SoftWare/1_Idea/3_intellij idea 注释 快捷键.docx
+++ b/_posts/SoftWare/1_Idea/3_intellij idea 注释 快捷键.docx
@@ -260,7 +260,7 @@
               </wp:anchor>
             </w:drawing>
           </mc:Choice>
-          <mc:Fallback xmlns:mv="urn:schemas-microsoft-com:mac:vml" xmlns:mo="http://schemas.microsoft.com/office/mac/office/2008/main">
+          <mc:Fallback xmlns:mo="http://schemas.microsoft.com/office/mac/office/2008/main" xmlns:mv="urn:schemas-microsoft-com:mac:vml">
             <w:pict>
               <v:shapetype w14:anchorId="0D5ED1F3" id="_x0000_t202" coordsize="21600,21600" o:spt="202" path="m0,0l0,21600,21600,21600,21600,0xe">
                 <v:stroke joinstyle="miter"/>
@@ -981,7 +981,7 @@
               </wp:anchor>
             </w:drawing>
           </mc:Choice>
-          <mc:Fallback xmlns:mv="urn:schemas-microsoft-com:mac:vml" xmlns:mo="http://schemas.microsoft.com/office/mac/office/2008/main">
+          <mc:Fallback xmlns:mo="http://schemas.microsoft.com/office/mac/office/2008/main" xmlns:mv="urn:schemas-microsoft-com:mac:vml">
             <w:pict>
               <v:shape w14:anchorId="48AADD98" id="文本框 18" o:spid="_x0000_s1027" type="#_x0000_t202" style="position:absolute;margin-left:-22.95pt;margin-top:3.8pt;width:468pt;height:280.8pt;z-index:251660288;visibility:visible;mso-wrap-style:square;mso-wrap-distance-left:9pt;mso-wrap-distance-top:0;mso-wrap-distance-right:9pt;mso-wrap-distance-bottom:0;mso-position-horizontal:absolute;mso-position-horizontal-relative:text;mso-position-vertical:absolute;mso-position-vertical-relative:text;v-text-anchor:top" o:gfxdata="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" filled="f" stroked="f">
                 <v:textbox>
@@ -4374,9 +4374,6 @@
     <w:p>
       <w:pPr>
         <w:pStyle w:val="3"/>
-        <w:rPr>
-          <w:rFonts w:hint="eastAsia"/>
-        </w:rPr>
       </w:pPr>
       <w:r>
         <w:rPr>
@@ -4385,15 +4382,8 @@
         <w:lastRenderedPageBreak/>
         <w:t>每行显示变量值，下面的那个数字鼠标移动到变量上多长时间显示变量值</w:t>
       </w:r>
-      <w:bookmarkStart w:id="0" w:name="_GoBack"/>
-      <w:bookmarkEnd w:id="0"/>
-    </w:p>
-    <w:p>
-      <w:pPr>
-        <w:rPr>
-          <w:rFonts w:hint="eastAsia"/>
-        </w:rPr>
-      </w:pPr>
+    </w:p>
+    <w:p>
       <w:r>
         <w:rPr>
           <w:noProof/>
@@ -6361,6 +6351,157 @@
           </wp:inline>
         </w:drawing>
       </w:r>
+    </w:p>
+    <w:p/>
+    <w:p/>
+    <w:p>
+      <w:pPr>
+        <w:pStyle w:val="1"/>
+        <w:pageBreakBefore/>
+      </w:pPr>
+      <w:r>
+        <w:rPr>
+          <w:rFonts w:hint="eastAsia"/>
+        </w:rPr>
+        <w:lastRenderedPageBreak/>
+        <w:t>1</w:t>
+      </w:r>
+      <w:r>
+        <w:t>5</w:t>
+      </w:r>
+      <w:r>
+        <w:rPr>
+          <w:rFonts w:hint="eastAsia"/>
+        </w:rPr>
+        <w:t>、</w:t>
+      </w:r>
+      <w:r>
+        <w:rPr>
+          <w:rFonts w:hint="eastAsia"/>
+        </w:rPr>
+        <w:t>Idea</w:t>
+      </w:r>
+      <w:r>
+        <w:rPr>
+          <w:rFonts w:hint="eastAsia"/>
+        </w:rPr>
+        <w:t>重复代码提示</w:t>
+      </w:r>
+    </w:p>
+    <w:p>
+      <w:pPr>
+        <w:pStyle w:val="a3"/>
+        <w:shd w:val="clear" w:color="auto" w:fill="FFFFFF"/>
+        <w:spacing w:before="0" w:beforeAutospacing="0" w:after="0" w:afterAutospacing="0"/>
+        <w:rPr>
+          <w:rFonts w:ascii="Arial" w:hAnsi="Arial" w:cs="Arial"/>
+          <w:color w:val="000000"/>
+          <w:sz w:val="21"/>
+          <w:szCs w:val="21"/>
+        </w:rPr>
+      </w:pPr>
+      <w:r>
+        <w:rPr>
+          <w:rFonts w:ascii="Arial" w:hAnsi="Arial" w:cs="Arial"/>
+          <w:color w:val="000000"/>
+          <w:sz w:val="21"/>
+          <w:szCs w:val="21"/>
+        </w:rPr>
+        <w:t>本身是一个不错的功能，为了减少一定量的重复代码，提醒开发人员注意，但是如果有时几行代码的重复没必要扔到一个统一的地方处理，这是总是提醒，干扰视线。这里根据个人习惯，还是关闭这个功能比较好。</w:t>
+      </w:r>
+    </w:p>
+    <w:p>
+      <w:pPr>
+        <w:pStyle w:val="a3"/>
+        <w:shd w:val="clear" w:color="auto" w:fill="FFFFFF"/>
+        <w:spacing w:before="0" w:beforeAutospacing="0" w:after="0" w:afterAutospacing="0"/>
+        <w:rPr>
+          <w:rFonts w:ascii="Arial" w:hAnsi="Arial" w:cs="Arial" w:hint="eastAsia"/>
+          <w:color w:val="000000"/>
+          <w:sz w:val="21"/>
+          <w:szCs w:val="21"/>
+        </w:rPr>
+      </w:pPr>
+      <w:bookmarkStart w:id="0" w:name="_GoBack"/>
+      <w:bookmarkEnd w:id="0"/>
+    </w:p>
+    <w:p>
+      <w:pPr>
+        <w:pStyle w:val="a3"/>
+        <w:shd w:val="clear" w:color="auto" w:fill="FFFFFF"/>
+        <w:spacing w:before="0" w:beforeAutospacing="0" w:after="0" w:afterAutospacing="0"/>
+        <w:rPr>
+          <w:rFonts w:ascii="Arial" w:hAnsi="Arial" w:cs="Arial"/>
+          <w:color w:val="000000"/>
+          <w:sz w:val="21"/>
+          <w:szCs w:val="21"/>
+        </w:rPr>
+      </w:pPr>
+      <w:r>
+        <w:rPr>
+          <w:rFonts w:ascii="Arial" w:hAnsi="Arial" w:cs="Arial"/>
+          <w:noProof/>
+          <w:color w:val="000000"/>
+          <w:sz w:val="21"/>
+          <w:szCs w:val="21"/>
+        </w:rPr>
+        <w:drawing>
+          <wp:inline distT="0" distB="0" distL="0" distR="0" wp14:anchorId="7207DEF7" wp14:editId="3301A8F6">
+            <wp:extent cx="7848600" cy="4715921"/>
+            <wp:effectExtent l="0" t="0" r="0" b="8890"/>
+            <wp:docPr id="38" name="图片 38" descr="http://img.blog.csdn.net/20160921092356830?watermark/2/text/aHR0cDovL2Jsb2cuY3Nkbi5uZXQv/font/5a6L5L2T/fontsize/400/fill/I0JBQkFCMA==/dissolve/70/gravity/Center"/>
+            <wp:cNvGraphicFramePr>
+              <a:graphicFrameLocks xmlns:a="http://schemas.openxmlformats.org/drawingml/2006/main" noChangeAspect="1"/>
+            </wp:cNvGraphicFramePr>
+            <a:graphic xmlns:a="http://schemas.openxmlformats.org/drawingml/2006/main">
+              <a:graphicData uri="http://schemas.openxmlformats.org/drawingml/2006/picture">
+                <pic:pic xmlns:pic="http://schemas.openxmlformats.org/drawingml/2006/picture">
+                  <pic:nvPicPr>
+                    <pic:cNvPr id="0" name="Picture 1" descr="http://img.blog.csdn.net/20160921092356830?watermark/2/text/aHR0cDovL2Jsb2cuY3Nkbi5uZXQv/font/5a6L5L2T/fontsize/400/fill/I0JBQkFCMA==/dissolve/70/gravity/Center"/>
+                    <pic:cNvPicPr>
+                      <a:picLocks noChangeAspect="1" noChangeArrowheads="1"/>
+                    </pic:cNvPicPr>
+                  </pic:nvPicPr>
+                  <pic:blipFill>
+                    <a:blip r:embed="rId48">
+                      <a:extLst>
+                        <a:ext uri="{28A0092B-C50C-407E-A947-70E740481C1C}">
+                          <a14:useLocalDpi xmlns:a14="http://schemas.microsoft.com/office/drawing/2010/main" val="0"/>
+                        </a:ext>
+                      </a:extLst>
+                    </a:blip>
+                    <a:srcRect/>
+                    <a:stretch>
+                      <a:fillRect/>
+                    </a:stretch>
+                  </pic:blipFill>
+                  <pic:spPr bwMode="auto">
+                    <a:xfrm>
+                      <a:off x="0" y="0"/>
+                      <a:ext cx="7872742" cy="4730427"/>
+                    </a:xfrm>
+                    <a:prstGeom prst="rect">
+                      <a:avLst/>
+                    </a:prstGeom>
+                    <a:noFill/>
+                    <a:ln>
+                      <a:noFill/>
+                    </a:ln>
+                  </pic:spPr>
+                </pic:pic>
+              </a:graphicData>
+            </a:graphic>
+          </wp:inline>
+        </w:drawing>
+      </w:r>
+    </w:p>
+    <w:p/>
+    <w:p>
+      <w:pPr>
+        <w:rPr>
+          <w:rFonts w:hint="eastAsia"/>
+        </w:rPr>
+      </w:pPr>
     </w:p>
     <w:sectPr>
       <w:pgSz w:w="11906" w:h="16838"/>
